--- a/education/docker-swarm/docx/chapter05_breaking_it.docx
+++ b/education/docker-swarm/docx/chapter05_breaking_it.docx
@@ -2,7 +2,7 @@
 <file path=word/document.xml><?xml version="1.0" encoding="utf-8"?>
 <w:document xmlns:w="http://schemas.openxmlformats.org/wordprocessingml/2006/main" xmlns:m="http://schemas.openxmlformats.org/officeDocument/2006/math" xmlns:r="http://schemas.openxmlformats.org/officeDocument/2006/relationships" xmlns:o="urn:schemas-microsoft-com:office:office" xmlns:v="urn:schemas-microsoft-com:vml" xmlns:w10="urn:schemas-microsoft-com:office:word" xmlns:a="http://schemas.openxmlformats.org/drawingml/2006/main" xmlns:pic="http://schemas.openxmlformats.org/drawingml/2006/picture" xmlns:wp="http://schemas.openxmlformats.org/drawingml/2006/wordprocessingDrawing">
   <w:body>
-    <w:bookmarkStart w:id="31" w:name="Xf53bc6925fedda70e0f010fdd520cf1e6582bc6"/>
+    <w:bookmarkStart w:id="32" w:name="Xf53bc6925fedda70e0f010fdd520cf1e6582bc6"/>
     <w:p>
       <w:pPr>
         <w:pStyle w:val="Heading1"/>
@@ -90,7 +90,7 @@
         <w:t xml:space="preserve"> </w:t>
       </w:r>
       <w:r>
-        <w:t xml:space="preserve">Chapter 2 (shipping to it), Chapter 4 (state)</w:t>
+        <w:t xml:space="preserve">Chapter 1 (quorum arithmetic), Chapter 2 (shipping to it), Chapter 4 (state)</w:t>
       </w:r>
     </w:p>
     <w:p>
@@ -635,7 +635,7 @@
       </w:r>
     </w:p>
     <w:bookmarkEnd w:id="9"/>
-    <w:bookmarkStart w:id="15" w:name="Xb80a87d639c2e2211cb06b25814e324fbecab9b"/>
+    <w:bookmarkStart w:id="16" w:name="Xb80a87d639c2e2211cb06b25814e324fbecab9b"/>
     <w:p>
       <w:pPr>
         <w:pStyle w:val="Heading2"/>
@@ -1224,6 +1224,30 @@
       <w:r>
         <w:t xml:space="preserve">and a deploy command that has already exited.</w:t>
       </w:r>
+      <w:r>
+        <w:t xml:space="preserve"> </w:t>
+      </w:r>
+      <w:r>
+        <w:rPr>
+          <w:i/>
+          <w:iCs/>
+        </w:rPr>
+        <w:t xml:space="preserve">(Reasoned from the documented defaults; we ran the drill</w:t>
+      </w:r>
+      <w:r>
+        <w:rPr>
+          <w:i/>
+          <w:iCs/>
+        </w:rPr>
+        <w:t xml:space="preserve"> </w:t>
+      </w:r>
+      <w:r>
+        <w:rPr>
+          <w:i/>
+          <w:iCs/>
+        </w:rPr>
+        <w:t xml:space="preserve">only with our settings, so the default path itself was not measured here.)</w:t>
+      </w:r>
     </w:p>
     <w:bookmarkEnd w:id="10"/>
     <w:bookmarkStart w:id="11" w:name="X8cc2d3381c8ccca17cb6ce4f864fc209bf397cf"/>
@@ -2103,7 +2127,7 @@
         <w:pStyle w:val="FirstParagraph"/>
       </w:pPr>
       <w:r>
-        <w:t xml:space="preserve">This one was designed in advance. Our stack file has a</w:t>
+        <w:t xml:space="preserve">This one was designed in advance. Our stack file carried a</w:t>
       </w:r>
       <w:r>
         <w:t xml:space="preserve"> </w:t>
@@ -2119,13 +2143,19 @@
         <w:t xml:space="preserve"> </w:t>
       </w:r>
       <w:r>
-        <w:t xml:space="preserve">block, written five days</w:t>
-      </w:r>
-      <w:r>
-        <w:t xml:space="preserve"> </w:t>
-      </w:r>
-      <w:r>
-        <w:t xml:space="preserve">before the drill, stating the hypothesis in full:</w:t>
+        <w:t xml:space="preserve">block, written five</w:t>
+      </w:r>
+      <w:r>
+        <w:t xml:space="preserve"> </w:t>
+      </w:r>
+      <w:r>
+        <w:t xml:space="preserve">days before the drill, stating the hypothesis in full (quoted as it stood when the drill ran; the block</w:t>
+      </w:r>
+      <w:r>
+        <w:t xml:space="preserve"> </w:t>
+      </w:r>
+      <w:r>
+        <w:t xml:space="preserve">was rewritten the same evening, when the omission became a fix — see below):</w:t>
       </w:r>
     </w:p>
     <w:p>
@@ -2992,13 +3022,13 @@
         <w:t xml:space="preserve"> </w:t>
       </w:r>
       <w:r>
-        <w:t xml:space="preserve">none of the four services</w:t>
-      </w:r>
-      <w:r>
-        <w:t xml:space="preserve"> </w:t>
-      </w:r>
-      <w:r>
-        <w:t xml:space="preserve">defines</w:t>
+        <w:t xml:space="preserve">at drill time none of the</w:t>
+      </w:r>
+      <w:r>
+        <w:t xml:space="preserve"> </w:t>
+      </w:r>
+      <w:r>
+        <w:t xml:space="preserve">four services defined a</w:t>
       </w:r>
       <w:r>
         <w:t xml:space="preserve"> </w:t>
@@ -3010,7 +3040,7 @@
         <w:t xml:space="preserve">healthcheck</w:t>
       </w:r>
       <w:r>
-        <w:t xml:space="preserve">, so Swarm’s only failure signal is</w:t>
+        <w:t xml:space="preserve">, so Swarm’s only failure signal was</w:t>
       </w:r>
       <w:r>
         <w:t xml:space="preserve"> </w:t>
@@ -3019,7 +3049,16 @@
         <w:t xml:space="preserve">“did the process exit”</w:t>
       </w:r>
       <w:r>
-        <w:t xml:space="preserve">.</w:t>
+        <w:t xml:space="preserve"> </w:t>
+      </w:r>
+      <w:r>
+        <w:t xml:space="preserve">(the</w:t>
+      </w:r>
+      <w:r>
+        <w:t xml:space="preserve"> </w:t>
+      </w:r>
+      <w:r>
+        <w:t xml:space="preserve">frontend gained one the same evening — next section).</w:t>
       </w:r>
       <w:r>
         <w:t xml:space="preserve"> </w:t>
@@ -3029,13 +3068,43 @@
           <w:i/>
           <w:iCs/>
         </w:rPr>
-        <w:t xml:space="preserve">Why it’s acceptable</w:t>
+        <w:t xml:space="preserve">Why it’s acceptable here:</w:t>
+      </w:r>
+      <w:r>
+        <w:t xml:space="preserve"> </w:t>
+      </w:r>
+      <w:r>
+        <w:t xml:space="preserve">we are studying</w:t>
+      </w:r>
+      <w:r>
+        <w:t xml:space="preserve"> </w:t>
+      </w:r>
+      <w:r>
+        <w:t xml:space="preserve">orchestrator behaviour, and running without checks is exactly what exposed C6b.</w:t>
+      </w:r>
+      <w:r>
+        <w:t xml:space="preserve"> </w:t>
       </w:r>
       <w:r>
         <w:rPr>
           <w:i/>
           <w:iCs/>
         </w:rPr>
+        <w:t xml:space="preserve">In production:</w:t>
+      </w:r>
+      <w:r>
+        <w:t xml:space="preserve"> </w:t>
+      </w:r>
+      <w:r>
+        <w:t xml:space="preserve">every service carries a healthcheck that exercises the thing the service exists</w:t>
+      </w:r>
+      <w:r>
+        <w:t xml:space="preserve"> </w:t>
+      </w:r>
+      <w:r>
+        <w:t xml:space="preserve">to do — and it is treated as part of the deliverable, not deployment configuration.</w:t>
+      </w:r>
+      <w:r>
         <w:t xml:space="preserve"> </w:t>
       </w:r>
       <w:r>
@@ -3043,43 +3112,13 @@
           <w:i/>
           <w:iCs/>
         </w:rPr>
-        <w:t xml:space="preserve">here:</w:t>
-      </w:r>
-      <w:r>
-        <w:t xml:space="preserve"> </w:t>
-      </w:r>
-      <w:r>
-        <w:t xml:space="preserve">we are studying orchestrator behaviour, and running without checks is exactly what exposed</w:t>
-      </w:r>
-      <w:r>
-        <w:t xml:space="preserve"> </w:t>
-      </w:r>
-      <w:r>
-        <w:t xml:space="preserve">C6b.</w:t>
-      </w:r>
-      <w:r>
-        <w:t xml:space="preserve"> </w:t>
+        <w:t xml:space="preserve">If you carry the</w:t>
       </w:r>
       <w:r>
         <w:rPr>
           <w:i/>
           <w:iCs/>
         </w:rPr>
-        <w:t xml:space="preserve">In production:</w:t>
-      </w:r>
-      <w:r>
-        <w:t xml:space="preserve"> </w:t>
-      </w:r>
-      <w:r>
-        <w:t xml:space="preserve">every service carries a healthcheck that exercises the thing the service exists</w:t>
-      </w:r>
-      <w:r>
-        <w:t xml:space="preserve"> </w:t>
-      </w:r>
-      <w:r>
-        <w:t xml:space="preserve">to do — and it is treated as part of the deliverable, not deployment configuration.</w:t>
-      </w:r>
-      <w:r>
         <w:t xml:space="preserve"> </w:t>
       </w:r>
       <w:r>
@@ -3087,13 +3126,226 @@
           <w:i/>
           <w:iCs/>
         </w:rPr>
-        <w:t xml:space="preserve">If you carry the</w:t>
+        <w:t xml:space="preserve">habit:</w:t>
+      </w:r>
+      <w:r>
+        <w:t xml:space="preserve"> </w:t>
+      </w:r>
+      <w:r>
+        <w:rPr>
+          <w:b/>
+          <w:bCs/>
+        </w:rPr>
+        <w:t xml:space="preserve">any image that starts becomes a successful deploy.</w:t>
+      </w:r>
+      <w:r>
+        <w:t xml:space="preserve"> </w:t>
+      </w:r>
+      <w:r>
+        <w:t xml:space="preserve">Rollback is disarmed precisely in the</w:t>
+      </w:r>
+      <w:r>
+        <w:t xml:space="preserve"> </w:t>
+      </w:r>
+      <w:r>
+        <w:t xml:space="preserve">wrong-but-running case, which is the one no human notices, and you will find out from a customer.</w:t>
+      </w:r>
+    </w:p>
+    <w:bookmarkEnd w:id="13"/>
+    <w:bookmarkStart w:id="14" w:name="Xd0ea0243615c64028ab6e4801f3f2f50c9dc3a1"/>
+    <w:p>
+      <w:pPr>
+        <w:pStyle w:val="Heading3"/>
+      </w:pPr>
+      <w:r>
+        <w:t xml:space="preserve">C6b, closed: the same drill re-run against the fix</w:t>
+      </w:r>
+    </w:p>
+    <w:p>
+      <w:pPr>
+        <w:pStyle w:val="FirstParagraph"/>
+      </w:pPr>
+      <w:r>
+        <w:t xml:space="preserve">The manifest comment promised</w:t>
+      </w:r>
+      <w:r>
+        <w:t xml:space="preserve"> </w:t>
       </w:r>
       <w:r>
         <w:rPr>
           <w:i/>
           <w:iCs/>
         </w:rPr>
+        <w:t xml:space="preserve">“healthchecks get ADDED after C6 has been felt”</w:t>
+      </w:r>
+      <w:r>
+        <w:t xml:space="preserve">, and the same evening it</w:t>
+      </w:r>
+      <w:r>
+        <w:t xml:space="preserve"> </w:t>
+      </w:r>
+      <w:r>
+        <w:t xml:space="preserve">was kept: the frontend gained</w:t>
+      </w:r>
+      <w:r>
+        <w:t xml:space="preserve"> </w:t>
+      </w:r>
+      <w:r>
+        <w:rPr>
+          <w:rStyle w:val="VerbatimChar"/>
+        </w:rPr>
+        <w:t xml:space="preserve">healthcheck: wget -qO- http://127.0.0.1/ | grep -qi capricorn</w:t>
+      </w:r>
+      <w:r>
+        <w:t xml:space="preserve"> </w:t>
+      </w:r>
+      <w:r>
+        <w:t xml:space="preserve">(the grep</w:t>
+      </w:r>
+      <w:r>
+        <w:t xml:space="preserve"> </w:t>
+      </w:r>
+      <w:r>
+        <w:t xml:space="preserve">matters — nginx answers 200 too), and the deploy script gained a third gate asserting a</w:t>
+      </w:r>
+      <w:r>
+        <w:t xml:space="preserve"> </w:t>
+      </w:r>
+      <w:r>
+        <w:rPr>
+          <w:rStyle w:val="VerbatimChar"/>
+        </w:rPr>
+        <w:t xml:space="preserve">capricorn</w:t>
+      </w:r>
+      <w:r>
+        <w:t xml:space="preserve">-shaped body on</w:t>
+      </w:r>
+      <w:r>
+        <w:t xml:space="preserve"> </w:t>
+      </w:r>
+      <w:r>
+        <w:rPr>
+          <w:rStyle w:val="VerbatimChar"/>
+        </w:rPr>
+        <w:t xml:space="preserve">:5001</w:t>
+      </w:r>
+      <w:r>
+        <w:t xml:space="preserve">. Then</w:t>
+      </w:r>
+      <w:r>
+        <w:t xml:space="preserve"> </w:t>
+      </w:r>
+      <w:r>
+        <w:rPr>
+          <w:b/>
+          <w:bCs/>
+        </w:rPr>
+        <w:t xml:space="preserve">the identical drill was run again</w:t>
+      </w:r>
+      <w:r>
+        <w:t xml:space="preserve"> </w:t>
+      </w:r>
+      <w:r>
+        <w:t xml:space="preserve">— same</w:t>
+      </w:r>
+      <w:r>
+        <w:t xml:space="preserve"> </w:t>
+      </w:r>
+      <w:r>
+        <w:rPr>
+          <w:rStyle w:val="VerbatimChar"/>
+        </w:rPr>
+        <w:t xml:space="preserve">nginx:alpine</w:t>
+      </w:r>
+      <w:r>
+        <w:t xml:space="preserve"> </w:t>
+      </w:r>
+      <w:r>
+        <w:t xml:space="preserve">swap, same everything (P33):</w:t>
+      </w:r>
+    </w:p>
+    <w:p>
+      <w:pPr>
+        <w:pStyle w:val="SourceCode"/>
+      </w:pPr>
+      <w:r>
+        <w:rPr>
+          <w:rStyle w:val="VerbatimChar"/>
+        </w:rPr>
+        <w:t xml:space="preserve">==&gt; waiting for convergence (timeout 300s)</w:t>
+      </w:r>
+      <w:r>
+        <w:br/>
+      </w:r>
+      <w:r>
+        <w:rPr>
+          <w:rStyle w:val="VerbatimChar"/>
+        </w:rPr>
+        <w:t xml:space="preserve">    still pending: capricorn_frontend(updating)</w:t>
+      </w:r>
+      <w:r>
+        <w:br/>
+      </w:r>
+      <w:r>
+        <w:rPr>
+          <w:rStyle w:val="VerbatimChar"/>
+        </w:rPr>
+        <w:t xml:space="preserve">    ...</w:t>
+      </w:r>
+      <w:r>
+        <w:br/>
+      </w:r>
+      <w:r>
+        <w:rPr>
+          <w:rStyle w:val="VerbatimChar"/>
+        </w:rPr>
+        <w:t xml:space="preserve">rolled back: capricorn_frontend</w:t>
+      </w:r>
+      <w:r>
+        <w:br/>
+      </w:r>
+      <w:r>
+        <w:rPr>
+          <w:rStyle w:val="VerbatimChar"/>
+        </w:rPr>
+        <w:t xml:space="preserve">the new version was rejected and the previous one restored - this is a FAILED deploy</w:t>
+      </w:r>
+      <w:r>
+        <w:br/>
+      </w:r>
+      <w:r>
+        <w:rPr>
+          <w:rStyle w:val="VerbatimChar"/>
+        </w:rPr>
+        <w:t xml:space="preserve">FAILED: deploy rolled back: capricorn_frontend        EXIT=1   (47.5s)</w:t>
+      </w:r>
+    </w:p>
+    <w:p>
+      <w:pPr>
+        <w:pStyle w:val="FirstParagraph"/>
+      </w:pPr>
+      <w:r>
+        <w:t xml:space="preserve">The morning’s silent success is the evening’s loud failure. The nginx task never left</w:t>
+      </w:r>
+      <w:r>
+        <w:t xml:space="preserve"> </w:t>
+      </w:r>
+      <w:r>
+        <w:rPr>
+          <w:rStyle w:val="VerbatimChar"/>
+        </w:rPr>
+        <w:t xml:space="preserve">starting</w:t>
+      </w:r>
+      <w:r>
+        <w:t xml:space="preserve">: the</w:t>
+      </w:r>
+      <w:r>
+        <w:t xml:space="preserve"> </w:t>
+      </w:r>
+      <w:r>
+        <w:t xml:space="preserve">probe ran</w:t>
+      </w:r>
+      <w:r>
         <w:t xml:space="preserve"> </w:t>
       </w:r>
       <w:r>
@@ -3101,33 +3353,331 @@
           <w:i/>
           <w:iCs/>
         </w:rPr>
-        <w:t xml:space="preserve">habit:</w:t>
-      </w:r>
-      <w:r>
-        <w:t xml:space="preserve"> </w:t>
-      </w:r>
-      <w:r>
-        <w:rPr>
-          <w:b/>
-          <w:bCs/>
-        </w:rPr>
-        <w:t xml:space="preserve">any image that starts becomes a successful deploy.</w:t>
-      </w:r>
-      <w:r>
-        <w:t xml:space="preserve"> </w:t>
-      </w:r>
-      <w:r>
-        <w:t xml:space="preserve">Rollback is disarmed precisely in the</w:t>
-      </w:r>
-      <w:r>
-        <w:t xml:space="preserve"> </w:t>
-      </w:r>
-      <w:r>
-        <w:t xml:space="preserve">wrong-but-running case, which is the one no human notices, and you will find out from a customer.</w:t>
-      </w:r>
-    </w:p>
-    <w:bookmarkEnd w:id="13"/>
-    <w:bookmarkStart w:id="14" w:name="Xfbe0a64234aa82c0d66c43cee7de1f21e29d277"/>
+        <w:t xml:space="preserve">inside</w:t>
+      </w:r>
+      <w:r>
+        <w:t xml:space="preserve"> </w:t>
+      </w:r>
+      <w:r>
+        <w:t xml:space="preserve">it (busybox</w:t>
+      </w:r>
+      <w:r>
+        <w:t xml:space="preserve"> </w:t>
+      </w:r>
+      <w:r>
+        <w:rPr>
+          <w:rStyle w:val="VerbatimChar"/>
+        </w:rPr>
+        <w:t xml:space="preserve">wget</w:t>
+      </w:r>
+      <w:r>
+        <w:t xml:space="preserve"> </w:t>
+      </w:r>
+      <w:r>
+        <w:t xml:space="preserve">and</w:t>
+      </w:r>
+      <w:r>
+        <w:t xml:space="preserve"> </w:t>
+      </w:r>
+      <w:r>
+        <w:rPr>
+          <w:rStyle w:val="VerbatimChar"/>
+        </w:rPr>
+        <w:t xml:space="preserve">grep</w:t>
+      </w:r>
+      <w:r>
+        <w:t xml:space="preserve"> </w:t>
+      </w:r>
+      <w:r>
+        <w:t xml:space="preserve">exist in</w:t>
+      </w:r>
+      <w:r>
+        <w:t xml:space="preserve"> </w:t>
+      </w:r>
+      <w:r>
+        <w:rPr>
+          <w:rStyle w:val="VerbatimChar"/>
+        </w:rPr>
+        <w:t xml:space="preserve">nginx:alpine</w:t>
+      </w:r>
+      <w:r>
+        <w:t xml:space="preserve"> </w:t>
+      </w:r>
+      <w:r>
+        <w:t xml:space="preserve">— verified before relying on</w:t>
+      </w:r>
+      <w:r>
+        <w:t xml:space="preserve"> </w:t>
+      </w:r>
+      <w:r>
+        <w:t xml:space="preserve">it), failed on content, and Swarm shut the task down — its final state is</w:t>
+      </w:r>
+      <w:r>
+        <w:t xml:space="preserve"> </w:t>
+      </w:r>
+      <w:r>
+        <w:rPr>
+          <w:rStyle w:val="VerbatimChar"/>
+        </w:rPr>
+        <w:t xml:space="preserve">Complete</w:t>
+      </w:r>
+      <w:r>
+        <w:t xml:space="preserve">,</w:t>
+      </w:r>
+      <w:r>
+        <w:t xml:space="preserve"> </w:t>
+      </w:r>
+      <w:r>
+        <w:rPr>
+          <w:b/>
+          <w:bCs/>
+        </w:rPr>
+        <w:t xml:space="preserve">and it never</w:t>
+      </w:r>
+      <w:r>
+        <w:rPr>
+          <w:b/>
+          <w:bCs/>
+        </w:rPr>
+        <w:t xml:space="preserve"> </w:t>
+      </w:r>
+      <w:r>
+        <w:rPr>
+          <w:b/>
+          <w:bCs/>
+        </w:rPr>
+        <w:t xml:space="preserve">entered the ingress rotation.</w:t>
+      </w:r>
+      <w:r>
+        <w:t xml:space="preserve"> </w:t>
+      </w:r>
+      <w:r>
+        <w:t xml:space="preserve">A probe on</w:t>
+      </w:r>
+      <w:r>
+        <w:t xml:space="preserve"> </w:t>
+      </w:r>
+      <w:r>
+        <w:rPr>
+          <w:rStyle w:val="VerbatimChar"/>
+        </w:rPr>
+        <w:t xml:space="preserve">:5001</w:t>
+      </w:r>
+      <w:r>
+        <w:t xml:space="preserve"> </w:t>
+      </w:r>
+      <w:r>
+        <w:t xml:space="preserve">every three seconds through the whole 48-second</w:t>
+      </w:r>
+      <w:r>
+        <w:t xml:space="preserve"> </w:t>
+      </w:r>
+      <w:r>
+        <w:t xml:space="preserve">rollout returned</w:t>
+      </w:r>
+      <w:r>
+        <w:t xml:space="preserve"> </w:t>
+      </w:r>
+      <w:r>
+        <w:rPr>
+          <w:rStyle w:val="VerbatimChar"/>
+        </w:rPr>
+        <w:t xml:space="preserve">200</w:t>
+      </w:r>
+      <w:r>
+        <w:t xml:space="preserve"> </w:t>
+      </w:r>
+      <w:r>
+        <w:t xml:space="preserve">with the real application’s body, sixteen out of sixteen times (P34).</w:t>
+      </w:r>
+      <w:r>
+        <w:t xml:space="preserve"> </w:t>
+      </w:r>
+      <w:r>
+        <w:t xml:space="preserve">⭐</w:t>
+      </w:r>
+      <w:r>
+        <w:t xml:space="preserve"> </w:t>
+      </w:r>
+      <w:r>
+        <w:rPr>
+          <w:rStyle w:val="Key"/>
+          <w:b/>
+          <w:bCs/>
+        </w:rPr>
+        <w:t xml:space="preserve">A failed deploy with zero user-visible seconds is the entire promise of</w:t>
+      </w:r>
+      <w:r>
+        <w:rPr>
+          <w:rStyle w:val="Key"/>
+          <w:b/>
+          <w:bCs/>
+        </w:rPr>
+        <w:t xml:space="preserve"> </w:t>
+      </w:r>
+      <w:r>
+        <w:rPr>
+          <w:rStyle w:val="VerbatimChar"/>
+          <w:b/>
+          <w:bCs/>
+        </w:rPr>
+        <w:t xml:space="preserve">start-first</w:t>
+      </w:r>
+      <w:r>
+        <w:rPr>
+          <w:rStyle w:val="Key"/>
+          <w:b/>
+          <w:bCs/>
+        </w:rPr>
+        <w:t xml:space="preserve"> </w:t>
+      </w:r>
+      <w:r>
+        <w:rPr>
+          <w:rStyle w:val="Key"/>
+          <w:b/>
+          <w:bCs/>
+        </w:rPr>
+        <w:t xml:space="preserve">+</w:t>
+      </w:r>
+      <w:r>
+        <w:rPr>
+          <w:rStyle w:val="Key"/>
+          <w:b/>
+          <w:bCs/>
+        </w:rPr>
+        <w:t xml:space="preserve"> </w:t>
+      </w:r>
+      <w:r>
+        <w:rPr>
+          <w:rStyle w:val="Key"/>
+          <w:b/>
+          <w:bCs/>
+        </w:rPr>
+        <w:t xml:space="preserve">healthcheck + rollback, and it was cashed on the first try.</w:t>
+      </w:r>
+    </w:p>
+    <w:p>
+      <w:pPr>
+        <w:pStyle w:val="BodyText"/>
+      </w:pPr>
+      <w:r>
+        <w:t xml:space="preserve">⭐</w:t>
+      </w:r>
+      <w:r>
+        <w:t xml:space="preserve"> </w:t>
+      </w:r>
+      <w:r>
+        <w:rPr>
+          <w:b/>
+          <w:bCs/>
+        </w:rPr>
+        <w:t xml:space="preserve">The recovery redeploy answered an open question by accident.</w:t>
+      </w:r>
+      <w:r>
+        <w:t xml:space="preserve"> </w:t>
+      </w:r>
+      <w:r>
+        <w:t xml:space="preserve">The rollback had left</w:t>
+      </w:r>
+      <w:r>
+        <w:t xml:space="preserve"> </w:t>
+      </w:r>
+      <w:r>
+        <w:rPr>
+          <w:rStyle w:val="VerbatimChar"/>
+        </w:rPr>
+        <w:t xml:space="preserve">UpdateStatus: rollback_completed</w:t>
+      </w:r>
+      <w:r>
+        <w:t xml:space="preserve"> </w:t>
+      </w:r>
+      <w:r>
+        <w:t xml:space="preserve">— the stale latch §1 worries about — and redeploying the canonical</w:t>
+      </w:r>
+      <w:r>
+        <w:t xml:space="preserve"> </w:t>
+      </w:r>
+      <w:r>
+        <w:t xml:space="preserve">file (an identical spec, so no new update) did not leave it there:</w:t>
+      </w:r>
+      <w:r>
+        <w:t xml:space="preserve"> </w:t>
+      </w:r>
+      <w:r>
+        <w:rPr>
+          <w:b/>
+          <w:bCs/>
+        </w:rPr>
+        <w:t xml:space="preserve">it reset the field to</w:t>
+      </w:r>
+      <w:r>
+        <w:rPr>
+          <w:b/>
+          <w:bCs/>
+        </w:rPr>
+        <w:t xml:space="preserve"> </w:t>
+      </w:r>
+      <w:r>
+        <w:rPr>
+          <w:rStyle w:val="VerbatimChar"/>
+          <w:b/>
+          <w:bCs/>
+        </w:rPr>
+        <w:t xml:space="preserve">&lt;absent&gt;</w:t>
+      </w:r>
+      <w:r>
+        <w:rPr>
+          <w:b/>
+          <w:bCs/>
+        </w:rPr>
+        <w:t xml:space="preserve">.</w:t>
+      </w:r>
+      <w:r>
+        <w:t xml:space="preserve"> </w:t>
+      </w:r>
+      <w:r>
+        <w:t xml:space="preserve">Measured on both sides of the deploy. So the latch is real</w:t>
+      </w:r>
+      <w:r>
+        <w:t xml:space="preserve"> </w:t>
+      </w:r>
+      <w:r>
+        <w:rPr>
+          <w:i/>
+          <w:iCs/>
+        </w:rPr>
+        <w:t xml:space="preserve">between</w:t>
+      </w:r>
+      <w:r>
+        <w:t xml:space="preserve"> </w:t>
+      </w:r>
+      <w:r>
+        <w:t xml:space="preserve">deploys but a</w:t>
+      </w:r>
+      <w:r>
+        <w:t xml:space="preserve"> </w:t>
+      </w:r>
+      <w:r>
+        <w:rPr>
+          <w:rStyle w:val="VerbatimChar"/>
+        </w:rPr>
+        <w:t xml:space="preserve">docker stack deploy</w:t>
+      </w:r>
+      <w:r>
+        <w:t xml:space="preserve"> </w:t>
+      </w:r>
+      <w:r>
+        <w:t xml:space="preserve">clears it, changed spec or not; the script’s pre-deploy snapshot remains as defence for the window in</w:t>
+      </w:r>
+      <w:r>
+        <w:t xml:space="preserve"> </w:t>
+      </w:r>
+      <w:r>
+        <w:t xml:space="preserve">between.</w:t>
+      </w:r>
+    </w:p>
+    <w:bookmarkEnd w:id="14"/>
+    <w:bookmarkStart w:id="15" w:name="Xfbe0a64234aa82c0d66c43cee7de1f21e29d277"/>
     <w:p>
       <w:pPr>
         <w:pStyle w:val="Heading3"/>
@@ -3254,9 +3804,9 @@
         </w:pict>
       </w:r>
     </w:p>
-    <w:bookmarkEnd w:id="14"/>
     <w:bookmarkEnd w:id="15"/>
-    <w:bookmarkStart w:id="23" w:name="Xcada59bb8dd1a1dccd686d3b2644698e6659d2a"/>
+    <w:bookmarkEnd w:id="16"/>
+    <w:bookmarkStart w:id="24" w:name="Xcada59bb8dd1a1dccd686d3b2644698e6659d2a"/>
     <w:p>
       <w:pPr>
         <w:pStyle w:val="Heading2"/>
@@ -3386,18 +3936,18 @@
           <wp:inline>
             <wp:extent cx="6400800" cy="6978366"/>
             <wp:effectExtent b="0" l="0" r="0" t="0"/>
-            <wp:docPr descr="Figure 1 — quorum loss separates the control plane from the data plane: management refuses even reads, while the application keeps serving" title="" id="17" name="Picture"/>
+            <wp:docPr descr="Figure 1 — quorum loss separates the control plane from the data plane: management refuses even reads, while the application keeps serving" title="" id="18" name="Picture"/>
             <a:graphic>
               <a:graphicData uri="http://schemas.openxmlformats.org/drawingml/2006/picture">
                 <pic:pic>
                   <pic:nvPicPr>
-                    <pic:cNvPr descr="images/ch05_fig1_quorum_lost.png" id="18" name="Picture"/>
+                    <pic:cNvPr descr="images/ch05_fig1_quorum_lost.png" id="19" name="Picture"/>
                     <pic:cNvPicPr>
                       <a:picLocks noChangeArrowheads="1" noChangeAspect="1"/>
                     </pic:cNvPicPr>
                   </pic:nvPicPr>
                   <pic:blipFill>
-                    <a:blip r:embed="rId16"/>
+                    <a:blip r:embed="rId17"/>
                     <a:stretch>
                       <a:fillRect/>
                     </a:stretch>
@@ -3762,7 +4312,7 @@
         <w:t xml:space="preserve">orchestration.</w:t>
       </w:r>
     </w:p>
-    <w:bookmarkStart w:id="19" w:name="X303e5952ab9f5031176658ef5557c2c9e0ad86f"/>
+    <w:bookmarkStart w:id="20" w:name="X303e5952ab9f5031176658ef5557c2c9e0ad86f"/>
     <w:p>
       <w:pPr>
         <w:pStyle w:val="Heading3"/>
@@ -3927,8 +4477,8 @@
         <w:t xml:space="preserve">, and it is per-node, so you must visit all of them. Practise that before you need it.</w:t>
       </w:r>
     </w:p>
-    <w:bookmarkEnd w:id="19"/>
-    <w:bookmarkStart w:id="20" w:name="and-the-one-genuinely-misleading-display"/>
+    <w:bookmarkEnd w:id="20"/>
+    <w:bookmarkStart w:id="21" w:name="and-the-one-genuinely-misleading-display"/>
     <w:p>
       <w:pPr>
         <w:pStyle w:val="Heading3"/>
@@ -4127,8 +4677,8 @@
         <w:t xml:space="preserve">answers yes while every management operation is failing.</w:t>
       </w:r>
     </w:p>
-    <w:bookmarkEnd w:id="20"/>
-    <w:bookmarkStart w:id="21" w:name="the-refused-writes-really-were-refused"/>
+    <w:bookmarkEnd w:id="21"/>
+    <w:bookmarkStart w:id="22" w:name="the-refused-writes-really-were-refused"/>
     <w:p>
       <w:pPr>
         <w:pStyle w:val="Heading3"/>
@@ -4263,8 +4813,8 @@
         <w:t xml:space="preserve">to pick a winner.</w:t>
       </w:r>
     </w:p>
-    <w:bookmarkEnd w:id="21"/>
-    <w:bookmarkStart w:id="22" w:name="Xea01eeab15b150e1c437e635db54f6e55db5c39"/>
+    <w:bookmarkEnd w:id="22"/>
+    <w:bookmarkStart w:id="23" w:name="Xea01eeab15b150e1c437e635db54f6e55db5c39"/>
     <w:p>
       <w:pPr>
         <w:pStyle w:val="Heading3"/>
@@ -4443,7 +4993,7 @@
           <w:b/>
           <w:bCs/>
         </w:rPr>
-        <w:t xml:space="preserve">Lab vs PROD — three managers that are also the only workers.</w:t>
+        <w:t xml:space="preserve">Lab vs PROD — managers that also carry the workload.</w:t>
       </w:r>
       <w:r>
         <w:t xml:space="preserve"> </w:t>
@@ -4459,13 +5009,13 @@
         <w:t xml:space="preserve"> </w:t>
       </w:r>
       <w:r>
-        <w:t xml:space="preserve">all three nodes are</w:t>
-      </w:r>
-      <w:r>
-        <w:t xml:space="preserve"> </w:t>
-      </w:r>
-      <w:r>
-        <w:t xml:space="preserve">managers and all three run application tasks.</w:t>
+        <w:t xml:space="preserve">all three nodes are managers</w:t>
+      </w:r>
+      <w:r>
+        <w:t xml:space="preserve"> </w:t>
+      </w:r>
+      <w:r>
+        <w:t xml:space="preserve">and all three run application tasks.</w:t>
       </w:r>
       <w:r>
         <w:t xml:space="preserve"> </w:t>
@@ -4481,13 +5031,13 @@
         <w:t xml:space="preserve"> </w:t>
       </w:r>
       <w:r>
-        <w:t xml:space="preserve">three VMs is the minimum</w:t>
-      </w:r>
-      <w:r>
-        <w:t xml:space="preserve"> </w:t>
-      </w:r>
-      <w:r>
-        <w:t xml:space="preserve">that can demonstrate quorum at all, and co-locating is what makes a three-node lab useful.</w:t>
+        <w:t xml:space="preserve">three VMs is the minimum that can</w:t>
+      </w:r>
+      <w:r>
+        <w:t xml:space="preserve"> </w:t>
+      </w:r>
+      <w:r>
+        <w:t xml:space="preserve">demonstrate quorum at all, and co-locating is what makes a three-node lab useful.</w:t>
       </w:r>
       <w:r>
         <w:t xml:space="preserve"> </w:t>
@@ -4497,35 +5047,29 @@
           <w:i/>
           <w:iCs/>
         </w:rPr>
-        <w:t xml:space="preserve">In</w:t>
+        <w:t xml:space="preserve">In production:</w:t>
+      </w:r>
+      <w:r>
+        <w:t xml:space="preserve"> </w:t>
+      </w:r>
+      <w:r>
+        <w:t xml:space="preserve">managers are dedicated nodes that schedule work but do not run it (⚠️</w:t>
+      </w:r>
+      <w:r>
+        <w:t xml:space="preserve"> </w:t>
       </w:r>
       <w:r>
         <w:rPr>
           <w:i/>
           <w:iCs/>
         </w:rPr>
-        <w:t xml:space="preserve"> </w:t>
+        <w:t xml:space="preserve">unverified prescription —</w:t>
       </w:r>
       <w:r>
         <w:rPr>
           <w:i/>
           <w:iCs/>
         </w:rPr>
-        <w:t xml:space="preserve">production:</w:t>
-      </w:r>
-      <w:r>
-        <w:t xml:space="preserve"> </w:t>
-      </w:r>
-      <w:r>
-        <w:t xml:space="preserve">managers are dedicated and typically five of them, so you tolerate two failures and</w:t>
-      </w:r>
-      <w:r>
-        <w:t xml:space="preserve"> </w:t>
-      </w:r>
-      <w:r>
-        <w:t xml:space="preserve">retain quorum during a rolling upgrade of the control plane.</w:t>
-      </w:r>
-      <w:r>
         <w:t xml:space="preserve"> </w:t>
       </w:r>
       <w:r>
@@ -4533,6 +5077,19 @@
           <w:i/>
           <w:iCs/>
         </w:rPr>
+        <w:t xml:space="preserve">standard guidance, not something this lab has tested</w:t>
+      </w:r>
+      <w:r>
+        <w:t xml:space="preserve">).</w:t>
+      </w:r>
+      <w:r>
+        <w:t xml:space="preserve"> </w:t>
+      </w:r>
+      <w:r>
+        <w:rPr>
+          <w:i/>
+          <w:iCs/>
+        </w:rPr>
         <w:t xml:space="preserve">If you carry the habit:</w:t>
       </w:r>
       <w:r>
@@ -4543,40 +5100,61 @@
           <w:b/>
           <w:bCs/>
         </w:rPr>
-        <w:t xml:space="preserve">one node</w:t>
-      </w:r>
-      <w:r>
-        <w:rPr>
-          <w:b/>
-          <w:bCs/>
-        </w:rPr>
-        <w:t xml:space="preserve"> </w:t>
-      </w:r>
-      <w:r>
-        <w:rPr>
-          <w:b/>
-          <w:bCs/>
-        </w:rPr>
-        <w:t xml:space="preserve">reboot puts you one failure from losing quorum</w:t>
-      </w:r>
-      <w:r>
-        <w:t xml:space="preserve">, and because manager work and application work share</w:t>
-      </w:r>
-      <w:r>
-        <w:t xml:space="preserve"> </w:t>
-      </w:r>
-      <w:r>
-        <w:t xml:space="preserve">the same CPU and disk, a workload spike can make a manager slow enough to be considered failed —</w:t>
-      </w:r>
-      <w:r>
-        <w:t xml:space="preserve"> </w:t>
-      </w:r>
-      <w:r>
-        <w:rPr>
-          <w:b/>
-          <w:bCs/>
-        </w:rPr>
-        <w:t xml:space="preserve">an application problem escalating into a control-plane problem.</w:t>
+        <w:t xml:space="preserve">manager work and</w:t>
+      </w:r>
+      <w:r>
+        <w:rPr>
+          <w:b/>
+          <w:bCs/>
+        </w:rPr>
+        <w:t xml:space="preserve"> </w:t>
+      </w:r>
+      <w:r>
+        <w:rPr>
+          <w:b/>
+          <w:bCs/>
+        </w:rPr>
+        <w:t xml:space="preserve">application work share the same CPU, memory and disk, so a workload spike can make a manager slow</w:t>
+      </w:r>
+      <w:r>
+        <w:rPr>
+          <w:b/>
+          <w:bCs/>
+        </w:rPr>
+        <w:t xml:space="preserve"> </w:t>
+      </w:r>
+      <w:r>
+        <w:rPr>
+          <w:b/>
+          <w:bCs/>
+        </w:rPr>
+        <w:t xml:space="preserve">enough to miss heartbeats and be considered failed — an application problem escalating into a</w:t>
+      </w:r>
+      <w:r>
+        <w:rPr>
+          <w:b/>
+          <w:bCs/>
+        </w:rPr>
+        <w:t xml:space="preserve"> </w:t>
+      </w:r>
+      <w:r>
+        <w:rPr>
+          <w:b/>
+          <w:bCs/>
+        </w:rPr>
+        <w:t xml:space="preserve">control-plane problem.</w:t>
+      </w:r>
+      <w:r>
+        <w:t xml:space="preserve"> </w:t>
+      </w:r>
+      <w:r>
+        <w:t xml:space="preserve">Chapter 1’s callout covers the sibling risk: co-located managers mean a</w:t>
+      </w:r>
+      <w:r>
+        <w:t xml:space="preserve"> </w:t>
+      </w:r>
+      <w:r>
+        <w:t xml:space="preserve">workload-driven reboot is also a quorum event.</w:t>
       </w:r>
     </w:p>
     <w:p>
@@ -4586,9 +5164,9 @@
         </w:pict>
       </w:r>
     </w:p>
-    <w:bookmarkEnd w:id="22"/>
     <w:bookmarkEnd w:id="23"/>
-    <w:bookmarkStart w:id="25" w:name="Xd76dd29fcf94c8ce1fa08ce701731c15510b8d0"/>
+    <w:bookmarkEnd w:id="24"/>
+    <w:bookmarkStart w:id="26" w:name="Xd76dd29fcf94c8ce1fa08ce701731c15510b8d0"/>
     <w:p>
       <w:pPr>
         <w:pStyle w:val="Heading2"/>
@@ -4628,7 +5206,25 @@
         <w:rPr>
           <w:rStyle w:val="VerbatimChar"/>
         </w:rPr>
-        <w:t xml:space="preserve">capricorn_frontend   2/3      ← should be 3</w:t>
+        <w:t xml:space="preserve">capricorn_frontend   1/3      ← should be 3</w:t>
+      </w:r>
+      <w:r>
+        <w:br/>
+      </w:r>
+      <w:r>
+        <w:rPr>
+          <w:rStyle w:val="VerbatimChar"/>
+        </w:rPr>
+        <w:t xml:space="preserve">capricorn_postgres   1/1      ← intact, and NOT for a reassuring reason (below)</w:t>
+      </w:r>
+      <w:r>
+        <w:br/>
+      </w:r>
+      <w:r>
+        <w:rPr>
+          <w:rStyle w:val="VerbatimChar"/>
+        </w:rPr>
+        <w:t xml:space="preserve">capricorn_redis      0/1      ← gone entirely</w:t>
       </w:r>
     </w:p>
     <w:p>
@@ -5414,13 +6010,35 @@
         <w:t xml:space="preserve"> </w:t>
       </w:r>
       <w:r>
-        <w:t xml:space="preserve">The service was serving. Nothing alerted. Capacity</w:t>
-      </w:r>
-      <w:r>
-        <w:t xml:space="preserve"> </w:t>
-      </w:r>
-      <w:r>
-        <w:t xml:space="preserve">had quietly fallen by a third and the only evidence was a number nobody was reading.</w:t>
+        <w:t xml:space="preserve">The services were serving. Nothing alerted. The</w:t>
+      </w:r>
+      <w:r>
+        <w:t xml:space="preserve"> </w:t>
+      </w:r>
+      <w:r>
+        <w:t xml:space="preserve">backend was at half strength, the frontend at a third, Redis</w:t>
+      </w:r>
+      <w:r>
+        <w:t xml:space="preserve"> </w:t>
+      </w:r>
+      <w:r>
+        <w:rPr>
+          <w:b/>
+          <w:bCs/>
+        </w:rPr>
+        <w:t xml:space="preserve">gone entirely</w:t>
+      </w:r>
+      <w:r>
+        <w:t xml:space="preserve"> </w:t>
+      </w:r>
+      <w:r>
+        <w:t xml:space="preserve">— and the only evidence</w:t>
+      </w:r>
+      <w:r>
+        <w:t xml:space="preserve"> </w:t>
+      </w:r>
+      <w:r>
+        <w:t xml:space="preserve">was a column of numbers nobody was reading.</w:t>
       </w:r>
     </w:p>
     <w:p>
@@ -5526,7 +6144,7 @@
         <w:t xml:space="preserve">there are two.</w:t>
       </w:r>
     </w:p>
-    <w:bookmarkStart w:id="24" w:name="X860f7fb7c4e2adf251aba8c8063f0231ef94400"/>
+    <w:bookmarkStart w:id="25" w:name="X860f7fb7c4e2adf251aba8c8063f0231ef94400"/>
     <w:p>
       <w:pPr>
         <w:pStyle w:val="Heading3"/>
@@ -5868,9 +6486,9 @@
         </w:pict>
       </w:r>
     </w:p>
-    <w:bookmarkEnd w:id="24"/>
     <w:bookmarkEnd w:id="25"/>
-    <w:bookmarkStart w:id="26" w:name="the-other-four-in-brief"/>
+    <w:bookmarkEnd w:id="26"/>
+    <w:bookmarkStart w:id="27" w:name="the-other-four-in-brief"/>
     <w:p>
       <w:pPr>
         <w:pStyle w:val="Heading2"/>
@@ -6163,8 +6781,8 @@
         </w:pict>
       </w:r>
     </w:p>
-    <w:bookmarkEnd w:id="26"/>
-    <w:bookmarkStart w:id="27" w:name="X3536dbc280505f30857e23fd76486ade59eed18"/>
+    <w:bookmarkEnd w:id="27"/>
+    <w:bookmarkStart w:id="28" w:name="X3536dbc280505f30857e23fd76486ade59eed18"/>
     <w:p>
       <w:pPr>
         <w:pStyle w:val="Heading2"/>
@@ -6376,7 +6994,46 @@
               <w:pStyle w:val="Compact"/>
             </w:pPr>
             <w:r>
-              <w:t xml:space="preserve">Two probes of one fact disagreed; one was testing a missing database, not a wrong password</w:t>
+              <w:t xml:space="preserve">One probe said the rotated password</w:t>
+            </w:r>
+            <w:r>
+              <w:t xml:space="preserve"> </w:t>
+            </w:r>
+            <w:r>
+              <w:t xml:space="preserve">“worked”</w:t>
+            </w:r>
+            <w:r>
+              <w:t xml:space="preserve"> </w:t>
+            </w:r>
+            <w:r>
+              <w:t xml:space="preserve">— over loopback, where</w:t>
+            </w:r>
+            <w:r>
+              <w:t xml:space="preserve"> </w:t>
+            </w:r>
+            <w:r>
+              <w:rPr>
+                <w:rStyle w:val="VerbatimChar"/>
+              </w:rPr>
+              <w:t xml:space="preserve">pg_hba.conf</w:t>
+            </w:r>
+            <w:r>
+              <w:t xml:space="preserve"> </w:t>
+            </w:r>
+            <w:r>
+              <w:t xml:space="preserve">is</w:t>
+            </w:r>
+            <w:r>
+              <w:t xml:space="preserve"> </w:t>
+            </w:r>
+            <w:r>
+              <w:rPr>
+                <w:rStyle w:val="VerbatimChar"/>
+              </w:rPr>
+              <w:t xml:space="preserve">trust</w:t>
+            </w:r>
+            <w:r>
+              <w:t xml:space="preserve">, so no password was ever checked</w:t>
             </w:r>
           </w:p>
         </w:tc>
@@ -6403,7 +7060,22 @@
               <w:t xml:space="preserve"> </w:t>
             </w:r>
             <w:r>
-              <w:t xml:space="preserve">Find out which before concluding.</w:t>
+              <w:t xml:space="preserve">The disagreement was the evidence; chasing it produced the</w:t>
+            </w:r>
+            <w:r>
+              <w:t xml:space="preserve"> </w:t>
+            </w:r>
+            <w:r>
+              <w:rPr>
+                <w:rStyle w:val="VerbatimChar"/>
+              </w:rPr>
+              <w:t xml:space="preserve">trust</w:t>
+            </w:r>
+            <w:r>
+              <w:t xml:space="preserve"> </w:t>
+            </w:r>
+            <w:r>
+              <w:t xml:space="preserve">finding (Chapter 4 §2).</w:t>
             </w:r>
           </w:p>
         </w:tc>
@@ -6415,6 +7087,24 @@
             <w:pPr>
               <w:pStyle w:val="Compact"/>
             </w:pPr>
+            <w:r>
+              <w:t xml:space="preserve">The other probe said it was</w:t>
+            </w:r>
+            <w:r>
+              <w:t xml:space="preserve"> </w:t>
+            </w:r>
+            <w:r>
+              <w:t xml:space="preserve">“rejected”</w:t>
+            </w:r>
+            <w:r>
+              <w:t xml:space="preserve"> </w:t>
+            </w:r>
+            <w:r>
+              <w:t xml:space="preserve">— but</w:t>
+            </w:r>
+            <w:r>
+              <w:t xml:space="preserve"> </w:t>
+            </w:r>
             <w:r>
               <w:rPr>
                 <w:rStyle w:val="VerbatimChar"/>
@@ -6425,7 +7115,7 @@
               <w:t xml:space="preserve"> </w:t>
             </w:r>
             <w:r>
-              <w:t xml:space="preserve">reported an auth failure that was really a typo’d database name</w:t>
+              <w:t xml:space="preserve">had collapsed a typo’d database name into an auth failure</w:t>
             </w:r>
           </w:p>
         </w:tc>
@@ -6454,6 +7144,16 @@
             <w:r>
               <w:t xml:space="preserve">Print the real error.</w:t>
             </w:r>
+            <w:r>
+              <w:t xml:space="preserve"> </w:t>
+            </w:r>
+            <w:r>
+              <w:rPr>
+                <w:i/>
+                <w:iCs/>
+              </w:rPr>
+              <w:t xml:space="preserve">(These two rows are one incident: two invalid probes of the same fact, invalid in opposite directions.)</w:t>
+            </w:r>
           </w:p>
         </w:tc>
       </w:tr>
@@ -6633,8 +7333,8 @@
         </w:pict>
       </w:r>
     </w:p>
-    <w:bookmarkEnd w:id="27"/>
-    <w:bookmarkStart w:id="28" w:name="commands-to-know-by-heart"/>
+    <w:bookmarkEnd w:id="28"/>
+    <w:bookmarkStart w:id="29" w:name="commands-to-know-by-heart"/>
     <w:p>
       <w:pPr>
         <w:pStyle w:val="Heading2"/>
@@ -7153,8 +7853,8 @@
         </w:pict>
       </w:r>
     </w:p>
-    <w:bookmarkEnd w:id="28"/>
-    <w:bookmarkStart w:id="29" w:name="glossary"/>
+    <w:bookmarkEnd w:id="29"/>
+    <w:bookmarkStart w:id="30" w:name="glossary"/>
     <w:p>
       <w:pPr>
         <w:pStyle w:val="Heading2"/>
@@ -7612,14 +8312,22 @@
         </w:pict>
       </w:r>
     </w:p>
-    <w:bookmarkEnd w:id="29"/>
-    <w:bookmarkStart w:id="30" w:name="check-yourself"/>
+    <w:bookmarkEnd w:id="30"/>
+    <w:bookmarkStart w:id="31" w:name="check-yourself"/>
     <w:p>
       <w:pPr>
         <w:pStyle w:val="Heading2"/>
       </w:pPr>
       <w:r>
         <w:t xml:space="preserve">8. Check yourself</w:t>
+      </w:r>
+    </w:p>
+    <w:p>
+      <w:pPr>
+        <w:pStyle w:val="FirstParagraph"/>
+      </w:pPr>
+      <w:r>
+        <w:t xml:space="preserve">Answer out loud; the section is given rather than the answer.</w:t>
       </w:r>
     </w:p>
     <w:p>
@@ -7809,7 +8517,7 @@
         <w:rPr>
           <w:rStyle w:val="VerbatimChar"/>
         </w:rPr>
-        <w:t xml:space="preserve">2/3</w:t>
+        <w:t xml:space="preserve">1/3</w:t>
       </w:r>
       <w:r>
         <w:t xml:space="preserve"> </w:t>
@@ -7869,8 +8577,8 @@
         <w:t xml:space="preserve">it down? (§5)</w:t>
       </w:r>
     </w:p>
-    <w:bookmarkEnd w:id="30"/>
     <w:bookmarkEnd w:id="31"/>
+    <w:bookmarkEnd w:id="32"/>
     <w:sectPr>
       <w:footerReference r:id="rIdEduFooter" w:type="default"/>
       <w:pgSz w:h="15840" w:w="12240"/>

--- a/education/docker-swarm/docx/chapter05_breaking_it.docx
+++ b/education/docker-swarm/docx/chapter05_breaking_it.docx
@@ -142,7 +142,19 @@
         <w:t xml:space="preserve"> </w:t>
       </w:r>
       <w:r>
-        <w:t xml:space="preserve">predictions matter more than the outcomes: a prediction that survives contact taught you nothing, and</w:t>
+        <w:t xml:space="preserve">predictions matter more than the outcomes:</w:t>
+      </w:r>
+      <w:r>
+        <w:t xml:space="preserve"> </w:t>
+      </w:r>
+      <w:r>
+        <w:rPr>
+          <w:rStyle w:val="Key"/>
+        </w:rPr>
+        <w:t xml:space="preserve">a prediction that survives contact taught you nothing</w:t>
+      </w:r>
+      <w:r>
+        <w:t xml:space="preserve">, and</w:t>
       </w:r>
       <w:r>
         <w:t xml:space="preserve"> </w:t>
@@ -655,7 +667,19 @@
         <w:t xml:space="preserve"> </w:t>
       </w:r>
       <w:r>
-        <w:t xml:space="preserve">trusting. The answer is yes — for exactly one of the two failure modes, and the other one is more</w:t>
+        <w:t xml:space="preserve">trusting. The answer is yes —</w:t>
+      </w:r>
+      <w:r>
+        <w:t xml:space="preserve"> </w:t>
+      </w:r>
+      <w:r>
+        <w:rPr>
+          <w:rStyle w:val="Key"/>
+        </w:rPr>
+        <w:t xml:space="preserve">for exactly one of the two failure modes</w:t>
+      </w:r>
+      <w:r>
+        <w:t xml:space="preserve">, and the other one is more</w:t>
       </w:r>
       <w:r>
         <w:t xml:space="preserve"> </w:t>
@@ -1024,10 +1048,18 @@
       </w:pPr>
       <w:r>
         <w:rPr>
-          <w:b/>
-          <w:bCs/>
-        </w:rPr>
-        <w:t xml:space="preserve">Swarm tried to start the new task before stopping the old one, the new one never reached</w:t>
+          <w:rStyle w:val="Key"/>
+          <w:b/>
+          <w:bCs/>
+        </w:rPr>
+        <w:t xml:space="preserve">Swarm tried to start the new task before stopping the old one</w:t>
+      </w:r>
+      <w:r>
+        <w:rPr>
+          <w:b/>
+          <w:bCs/>
+        </w:rPr>
+        <w:t xml:space="preserve">, the new one never reached</w:t>
       </w:r>
       <w:r>
         <w:rPr>
@@ -1201,9 +1233,21 @@
         <w:t xml:space="preserve"> </w:t>
       </w:r>
       <w:r>
-        <w:t xml:space="preserve">— leaving the service permanently at</w:t>
-      </w:r>
-      <w:r>
+        <w:t xml:space="preserve">—</w:t>
+      </w:r>
+      <w:r>
+        <w:t xml:space="preserve"> </w:t>
+      </w:r>
+      <w:r>
+        <w:rPr>
+          <w:rStyle w:val="Key"/>
+        </w:rPr>
+        <w:t xml:space="preserve">leaving the service permanently at</w:t>
+      </w:r>
+      <w:r>
+        <w:rPr>
+          <w:rStyle w:val="Key"/>
+        </w:rPr>
         <w:t xml:space="preserve"> </w:t>
       </w:r>
       <w:r>
@@ -1213,10 +1257,19 @@
         <w:t xml:space="preserve">2/3</w:t>
       </w:r>
       <w:r>
-        <w:t xml:space="preserve"> </w:t>
-      </w:r>
-      <w:r>
-        <w:t xml:space="preserve">with no further action, no rollback,</w:t>
+        <w:rPr>
+          <w:rStyle w:val="Key"/>
+        </w:rPr>
+        <w:t xml:space="preserve"> </w:t>
+      </w:r>
+      <w:r>
+        <w:rPr>
+          <w:rStyle w:val="Key"/>
+        </w:rPr>
+        <w:t xml:space="preserve">with no further action, no rollback</w:t>
+      </w:r>
+      <w:r>
+        <w:t xml:space="preserve">,</w:t>
       </w:r>
       <w:r>
         <w:t xml:space="preserve"> </w:t>
@@ -1246,7 +1299,29 @@
           <w:i/>
           <w:iCs/>
         </w:rPr>
-        <w:t xml:space="preserve">only with our settings, so the default path itself was not measured here.)</w:t>
+        <w:t xml:space="preserve">only with our settings, so</w:t>
+      </w:r>
+      <w:r>
+        <w:rPr>
+          <w:i/>
+          <w:iCs/>
+        </w:rPr>
+        <w:t xml:space="preserve"> </w:t>
+      </w:r>
+      <w:r>
+        <w:rPr>
+          <w:rStyle w:val="Key"/>
+          <w:i/>
+          <w:iCs/>
+        </w:rPr>
+        <w:t xml:space="preserve">the default path itself was not measured here</w:t>
+      </w:r>
+      <w:r>
+        <w:rPr>
+          <w:i/>
+          <w:iCs/>
+        </w:rPr>
+        <w:t xml:space="preserve">.)</w:t>
       </w:r>
     </w:p>
     <w:bookmarkEnd w:id="10"/>
@@ -1294,6 +1369,7 @@
       </w:pPr>
       <w:r>
         <w:rPr>
+          <w:rStyle w:val="Key"/>
           <w:b/>
           <w:bCs/>
         </w:rPr>
@@ -1301,13 +1377,15 @@
       </w:r>
       <w:r>
         <w:rPr>
-          <w:b/>
-          <w:bCs/>
-        </w:rPr>
-        <w:t xml:space="preserve"> </w:t>
-      </w:r>
-      <w:r>
-        <w:rPr>
+          <w:rStyle w:val="Key"/>
+          <w:b/>
+          <w:bCs/>
+        </w:rPr>
+        <w:t xml:space="preserve"> </w:t>
+      </w:r>
+      <w:r>
+        <w:rPr>
+          <w:rStyle w:val="Key"/>
           <w:b/>
           <w:bCs/>
           <w:i/>
@@ -1317,13 +1395,15 @@
       </w:r>
       <w:r>
         <w:rPr>
-          <w:b/>
-          <w:bCs/>
-        </w:rPr>
-        <w:t xml:space="preserve"> </w:t>
-      </w:r>
-      <w:r>
-        <w:rPr>
+          <w:rStyle w:val="Key"/>
+          <w:b/>
+          <w:bCs/>
+        </w:rPr>
+        <w:t xml:space="preserve"> </w:t>
+      </w:r>
+      <w:r>
+        <w:rPr>
+          <w:rStyle w:val="Key"/>
           <w:b/>
           <w:bCs/>
         </w:rPr>
@@ -1345,7 +1425,19 @@
         <w:t xml:space="preserve"> </w:t>
       </w:r>
       <w:r>
-        <w:t xml:space="preserve">reference. Nothing anywhere in that line records that the last thing you asked for was refused.</w:t>
+        <w:t xml:space="preserve">reference.</w:t>
+      </w:r>
+      <w:r>
+        <w:t xml:space="preserve"> </w:t>
+      </w:r>
+      <w:r>
+        <w:rPr>
+          <w:rStyle w:val="Key"/>
+        </w:rPr>
+        <w:t xml:space="preserve">Nothing anywhere in that line records that the last thing you asked for was refused</w:t>
+      </w:r>
+      <w:r>
+        <w:t xml:space="preserve">.</w:t>
       </w:r>
     </w:p>
     <w:p>
@@ -1388,6 +1480,7 @@
       </w:r>
       <w:r>
         <w:rPr>
+          <w:rStyle w:val="Key"/>
           <w:b/>
           <w:bCs/>
         </w:rPr>
@@ -1395,13 +1488,15 @@
       </w:r>
       <w:r>
         <w:rPr>
-          <w:b/>
-          <w:bCs/>
-        </w:rPr>
-        <w:t xml:space="preserve"> </w:t>
-      </w:r>
-      <w:r>
-        <w:rPr>
+          <w:rStyle w:val="Key"/>
+          <w:b/>
+          <w:bCs/>
+        </w:rPr>
+        <w:t xml:space="preserve"> </w:t>
+      </w:r>
+      <w:r>
+        <w:rPr>
+          <w:rStyle w:val="Key"/>
           <w:b/>
           <w:bCs/>
           <w:i/>
@@ -1411,17 +1506,26 @@
       </w:r>
       <w:r>
         <w:rPr>
-          <w:b/>
-          <w:bCs/>
-        </w:rPr>
-        <w:t xml:space="preserve"> </w:t>
-      </w:r>
-      <w:r>
-        <w:rPr>
-          <w:b/>
-          <w:bCs/>
-        </w:rPr>
-        <w:t xml:space="preserve">check, and it cannot</w:t>
+          <w:rStyle w:val="Key"/>
+          <w:b/>
+          <w:bCs/>
+        </w:rPr>
+        <w:t xml:space="preserve"> </w:t>
+      </w:r>
+      <w:r>
+        <w:rPr>
+          <w:rStyle w:val="Key"/>
+          <w:b/>
+          <w:bCs/>
+        </w:rPr>
+        <w:t xml:space="preserve">check</w:t>
+      </w:r>
+      <w:r>
+        <w:rPr>
+          <w:b/>
+          <w:bCs/>
+        </w:rPr>
+        <w:t xml:space="preserve">, and it cannot</w:t>
       </w:r>
       <w:r>
         <w:rPr>
@@ -1504,35 +1608,67 @@
         <w:t xml:space="preserve"> </w:t>
       </w:r>
       <w:r>
-        <w:t xml:space="preserve">Both are healthy clusters. Only one of them is running your code. The distinguishing</w:t>
-      </w:r>
-      <w:r>
-        <w:t xml:space="preserve"> </w:t>
-      </w:r>
-      <w:r>
-        <w:t xml:space="preserve">signal is the one field that speaks about the</w:t>
-      </w:r>
-      <w:r>
-        <w:t xml:space="preserve"> </w:t>
-      </w:r>
-      <w:r>
-        <w:rPr>
+        <w:rPr>
+          <w:rStyle w:val="Key"/>
+        </w:rPr>
+        <w:t xml:space="preserve">Both are healthy clusters. Only one of them is running your code.</w:t>
+      </w:r>
+      <w:r>
+        <w:t xml:space="preserve"> </w:t>
+      </w:r>
+      <w:r>
+        <w:t xml:space="preserve">The distinguishing</w:t>
+      </w:r>
+      <w:r>
+        <w:t xml:space="preserve"> </w:t>
+      </w:r>
+      <w:r>
+        <w:t xml:space="preserve">signal is</w:t>
+      </w:r>
+      <w:r>
+        <w:t xml:space="preserve"> </w:t>
+      </w:r>
+      <w:r>
+        <w:rPr>
+          <w:rStyle w:val="Key"/>
+        </w:rPr>
+        <w:t xml:space="preserve">the one field that speaks about the</w:t>
+      </w:r>
+      <w:r>
+        <w:rPr>
+          <w:rStyle w:val="Key"/>
+        </w:rPr>
+        <w:t xml:space="preserve"> </w:t>
+      </w:r>
+      <w:r>
+        <w:rPr>
+          <w:rStyle w:val="Key"/>
           <w:i/>
           <w:iCs/>
         </w:rPr>
         <w:t xml:space="preserve">update</w:t>
       </w:r>
       <w:r>
-        <w:t xml:space="preserve"> </w:t>
-      </w:r>
-      <w:r>
+        <w:rPr>
+          <w:rStyle w:val="Key"/>
+        </w:rPr>
+        <w:t xml:space="preserve"> </w:t>
+      </w:r>
+      <w:r>
+        <w:rPr>
+          <w:rStyle w:val="Key"/>
+        </w:rPr>
         <w:t xml:space="preserve">rather than the</w:t>
       </w:r>
       <w:r>
-        <w:t xml:space="preserve"> </w:t>
-      </w:r>
-      <w:r>
-        <w:rPr>
+        <w:rPr>
+          <w:rStyle w:val="Key"/>
+        </w:rPr>
+        <w:t xml:space="preserve"> </w:t>
+      </w:r>
+      <w:r>
+        <w:rPr>
+          <w:rStyle w:val="Key"/>
           <w:i/>
           <w:iCs/>
         </w:rPr>
@@ -1816,6 +1952,7 @@
       </w:r>
       <w:r>
         <w:rPr>
+          <w:rStyle w:val="Key"/>
           <w:b/>
           <w:bCs/>
         </w:rPr>
@@ -1823,6 +1960,7 @@
       </w:r>
       <w:r>
         <w:rPr>
+          <w:rStyle w:val="Key"/>
           <w:b/>
           <w:bCs/>
         </w:rPr>
@@ -1838,17 +1976,26 @@
       </w:r>
       <w:r>
         <w:rPr>
-          <w:b/>
-          <w:bCs/>
-        </w:rPr>
-        <w:t xml:space="preserve"> </w:t>
-      </w:r>
-      <w:r>
-        <w:rPr>
-          <w:b/>
-          <w:bCs/>
-        </w:rPr>
-        <w:t xml:space="preserve">case is the trap for tooling.</w:t>
+          <w:rStyle w:val="Key"/>
+          <w:b/>
+          <w:bCs/>
+        </w:rPr>
+        <w:t xml:space="preserve"> </w:t>
+      </w:r>
+      <w:r>
+        <w:rPr>
+          <w:rStyle w:val="Key"/>
+          <w:b/>
+          <w:bCs/>
+        </w:rPr>
+        <w:t xml:space="preserve">case is the trap for tooling</w:t>
+      </w:r>
+      <w:r>
+        <w:rPr>
+          <w:b/>
+          <w:bCs/>
+        </w:rPr>
+        <w:t xml:space="preserve">.</w:t>
       </w:r>
       <w:r>
         <w:t xml:space="preserve"> </w:t>
@@ -1875,13 +2022,20 @@
         <w:t xml:space="preserve"> </w:t>
       </w:r>
       <w:r>
+        <w:rPr>
+          <w:rStyle w:val="Key"/>
+        </w:rPr>
         <w:t xml:space="preserve">return empty on a never-updated service; it</w:t>
       </w:r>
       <w:r>
-        <w:t xml:space="preserve"> </w:t>
-      </w:r>
-      <w:r>
-        <w:rPr>
+        <w:rPr>
+          <w:rStyle w:val="Key"/>
+        </w:rPr>
+        <w:t xml:space="preserve"> </w:t>
+      </w:r>
+      <w:r>
+        <w:rPr>
+          <w:rStyle w:val="Key"/>
           <w:b/>
           <w:bCs/>
         </w:rPr>
@@ -1924,7 +2078,19 @@
         <w:t xml:space="preserve"> </w:t>
       </w:r>
       <w:r>
-        <w:t xml:space="preserve">crashes on a freshly created service will be discovered at the worst possible time.</w:t>
+        <w:t xml:space="preserve">crashes on a freshly created service</w:t>
+      </w:r>
+      <w:r>
+        <w:t xml:space="preserve"> </w:t>
+      </w:r>
+      <w:r>
+        <w:rPr>
+          <w:rStyle w:val="Key"/>
+        </w:rPr>
+        <w:t xml:space="preserve">will be discovered at the worst possible time</w:t>
+      </w:r>
+      <w:r>
+        <w:t xml:space="preserve">.</w:t>
       </w:r>
     </w:p>
     <w:p>
@@ -1973,7 +2139,19 @@
         <w:t xml:space="preserve"> </w:t>
       </w:r>
       <w:r>
-        <w:t xml:space="preserve">stale value can fail a deploy of a cluster that is actually healthy. Our script compares against the</w:t>
+        <w:t xml:space="preserve">stale value can fail</w:t>
+      </w:r>
+      <w:r>
+        <w:t xml:space="preserve"> </w:t>
+      </w:r>
+      <w:r>
+        <w:rPr>
+          <w:rStyle w:val="Key"/>
+        </w:rPr>
+        <w:t xml:space="preserve">a deploy of a cluster that is actually healthy</w:t>
+      </w:r>
+      <w:r>
+        <w:t xml:space="preserve">. Our script compares against the</w:t>
       </w:r>
       <w:r>
         <w:t xml:space="preserve"> </w:t>
@@ -2048,10 +2226,18 @@
       </w:r>
       <w:r>
         <w:rPr>
-          <w:b/>
-          <w:bCs/>
-        </w:rPr>
-        <w:t xml:space="preserve">Digest pinning is best-effort.</w:t>
+          <w:rStyle w:val="Key"/>
+          <w:b/>
+          <w:bCs/>
+        </w:rPr>
+        <w:t xml:space="preserve">Digest pinning is best-effort</w:t>
+      </w:r>
+      <w:r>
+        <w:rPr>
+          <w:b/>
+          <w:bCs/>
+        </w:rPr>
+        <w:t xml:space="preserve">.</w:t>
       </w:r>
       <w:r>
         <w:t xml:space="preserve"> </w:t>
@@ -2070,6 +2256,7 @@
       </w:r>
       <w:r>
         <w:rPr>
+          <w:rStyle w:val="Key"/>
           <w:b/>
           <w:bCs/>
         </w:rPr>
@@ -2085,7 +2272,13 @@
         <w:t xml:space="preserve"> </w:t>
       </w:r>
       <w:r>
-        <w:t xml:space="preserve">reduces the guarantee to a warning in scrollback.</w:t>
+        <w:rPr>
+          <w:rStyle w:val="Key"/>
+        </w:rPr>
+        <w:t xml:space="preserve">reduces the guarantee to a warning in scrollback</w:t>
+      </w:r>
+      <w:r>
+        <w:t xml:space="preserve">.</w:t>
       </w:r>
       <w:r>
         <w:t xml:space="preserve"> </w:t>
@@ -2109,7 +2302,29 @@
           <w:b/>
           <w:bCs/>
         </w:rPr>
-        <w:t xml:space="preserve">you — it can strip the mechanism that keeps your cluster homogeneous.</w:t>
+        <w:t xml:space="preserve">you —</w:t>
+      </w:r>
+      <w:r>
+        <w:rPr>
+          <w:b/>
+          <w:bCs/>
+        </w:rPr>
+        <w:t xml:space="preserve"> </w:t>
+      </w:r>
+      <w:r>
+        <w:rPr>
+          <w:rStyle w:val="Key"/>
+          <w:b/>
+          <w:bCs/>
+        </w:rPr>
+        <w:t xml:space="preserve">it can strip the mechanism that keeps your cluster homogeneous</w:t>
+      </w:r>
+      <w:r>
+        <w:rPr>
+          <w:b/>
+          <w:bCs/>
+        </w:rPr>
+        <w:t xml:space="preserve">.</w:t>
       </w:r>
     </w:p>
     <w:bookmarkEnd w:id="12"/>
@@ -2222,10 +2437,18 @@
       </w:r>
       <w:r>
         <w:rPr>
-          <w:b/>
-          <w:bCs/>
-        </w:rPr>
-        <w:t xml:space="preserve">artefact, next to the omission that makes it testable.</w:t>
+          <w:rStyle w:val="Key"/>
+          <w:b/>
+          <w:bCs/>
+        </w:rPr>
+        <w:t xml:space="preserve">artefact, next to the omission that makes it testable</w:t>
+      </w:r>
+      <w:r>
+        <w:rPr>
+          <w:b/>
+          <w:bCs/>
+        </w:rPr>
+        <w:t xml:space="preserve">.</w:t>
       </w:r>
       <w:r>
         <w:t xml:space="preserve"> </w:t>
@@ -2261,7 +2484,16 @@
         <w:t xml:space="preserve"> </w:t>
       </w:r>
       <w:r>
-        <w:t xml:space="preserve">is the difference between a gap and an experiment — and it survives the months</w:t>
+        <w:rPr>
+          <w:rStyle w:val="Key"/>
+        </w:rPr>
+        <w:t xml:space="preserve">is the difference between a gap and an experiment</w:t>
+      </w:r>
+      <w:r>
+        <w:t xml:space="preserve"> </w:t>
+      </w:r>
+      <w:r>
+        <w:t xml:space="preserve">— and it survives the months</w:t>
       </w:r>
       <w:r>
         <w:t xml:space="preserve"> </w:t>
@@ -2476,7 +2708,16 @@
         <w:t xml:space="preserve">0</w:t>
       </w:r>
       <w:r>
-        <w:t xml:space="preserve">. The entire user-facing application was gone</w:t>
+        <w:t xml:space="preserve">.</w:t>
+      </w:r>
+      <w:r>
+        <w:t xml:space="preserve"> </w:t>
+      </w:r>
+      <w:r>
+        <w:rPr>
+          <w:rStyle w:val="Key"/>
+        </w:rPr>
+        <w:t xml:space="preserve">The entire user-facing application was gone</w:t>
       </w:r>
       <w:r>
         <w:t xml:space="preserve"> </w:t>
@@ -2489,10 +2730,18 @@
       </w:r>
       <w:r>
         <w:rPr>
-          <w:b/>
-          <w:bCs/>
-        </w:rPr>
-        <w:t xml:space="preserve">every single signal was green, including the gate we built specifically to catch false greens.</w:t>
+          <w:rStyle w:val="Key"/>
+          <w:b/>
+          <w:bCs/>
+        </w:rPr>
+        <w:t xml:space="preserve">every single signal was green, including the gate we built specifically to catch false greens</w:t>
+      </w:r>
+      <w:r>
+        <w:rPr>
+          <w:b/>
+          <w:bCs/>
+        </w:rPr>
+        <w:t xml:space="preserve">.</w:t>
       </w:r>
     </w:p>
     <w:p>
@@ -2549,7 +2798,19 @@
         <w:t xml:space="preserve"> </w:t>
       </w:r>
       <w:r>
-        <w:t xml:space="preserve">rollback to react to — the container is running, so the task succeeded. The only way to give Swarm an</w:t>
+        <w:t xml:space="preserve">rollback to react to —</w:t>
+      </w:r>
+      <w:r>
+        <w:t xml:space="preserve"> </w:t>
+      </w:r>
+      <w:r>
+        <w:rPr>
+          <w:rStyle w:val="Key"/>
+        </w:rPr>
+        <w:t xml:space="preserve">the container is running, so the task succeeded</w:t>
+      </w:r>
+      <w:r>
+        <w:t xml:space="preserve">. The only way to give Swarm an</w:t>
       </w:r>
       <w:r>
         <w:t xml:space="preserve"> </w:t>
@@ -2838,23 +3099,45 @@
         <w:t xml:space="preserve"> </w:t>
       </w:r>
       <w:r>
-        <w:t xml:space="preserve">check has to test something</w:t>
-      </w:r>
-      <w:r>
-        <w:t xml:space="preserve"> </w:t>
-      </w:r>
-      <w:r>
-        <w:rPr>
+        <w:t xml:space="preserve">check has to</w:t>
+      </w:r>
+      <w:r>
+        <w:t xml:space="preserve"> </w:t>
+      </w:r>
+      <w:r>
+        <w:rPr>
+          <w:rStyle w:val="Key"/>
+        </w:rPr>
+        <w:t xml:space="preserve">test something</w:t>
+      </w:r>
+      <w:r>
+        <w:rPr>
+          <w:rStyle w:val="Key"/>
+        </w:rPr>
+        <w:t xml:space="preserve"> </w:t>
+      </w:r>
+      <w:r>
+        <w:rPr>
+          <w:rStyle w:val="Key"/>
           <w:i/>
           <w:iCs/>
         </w:rPr>
         <w:t xml:space="preserve">only your application</w:t>
       </w:r>
       <w:r>
-        <w:t xml:space="preserve"> </w:t>
-      </w:r>
-      <w:r>
-        <w:t xml:space="preserve">would answer.</w:t>
+        <w:rPr>
+          <w:rStyle w:val="Key"/>
+        </w:rPr>
+        <w:t xml:space="preserve"> </w:t>
+      </w:r>
+      <w:r>
+        <w:rPr>
+          <w:rStyle w:val="Key"/>
+        </w:rPr>
+        <w:t xml:space="preserve">would answer</w:t>
+      </w:r>
+      <w:r>
+        <w:t xml:space="preserve">.</w:t>
       </w:r>
     </w:p>
     <w:p>
@@ -2866,7 +3149,29 @@
           <w:b/>
           <w:bCs/>
         </w:rPr>
-        <w:t xml:space="preserve">(2) A gate only defends the endpoint it actually calls.</w:t>
+        <w:t xml:space="preserve">(2)</w:t>
+      </w:r>
+      <w:r>
+        <w:rPr>
+          <w:b/>
+          <w:bCs/>
+        </w:rPr>
+        <w:t xml:space="preserve"> </w:t>
+      </w:r>
+      <w:r>
+        <w:rPr>
+          <w:rStyle w:val="Key"/>
+          <w:b/>
+          <w:bCs/>
+        </w:rPr>
+        <w:t xml:space="preserve">A gate only defends the endpoint it actually calls</w:t>
+      </w:r>
+      <w:r>
+        <w:rPr>
+          <w:b/>
+          <w:bCs/>
+        </w:rPr>
+        <w:t xml:space="preserve">.</w:t>
       </w:r>
       <w:r>
         <w:t xml:space="preserve"> </w:t>
@@ -2930,7 +3235,29 @@
           <w:b/>
           <w:bCs/>
         </w:rPr>
-        <w:t xml:space="preserve">The generalisation is uncomfortable and worth sitting with: verification does not compose.</w:t>
+        <w:t xml:space="preserve">The generalisation is uncomfortable and worth sitting with:</w:t>
+      </w:r>
+      <w:r>
+        <w:rPr>
+          <w:b/>
+          <w:bCs/>
+        </w:rPr>
+        <w:t xml:space="preserve"> </w:t>
+      </w:r>
+      <w:r>
+        <w:rPr>
+          <w:rStyle w:val="Key"/>
+          <w:b/>
+          <w:bCs/>
+        </w:rPr>
+        <w:t xml:space="preserve">verification does not compose</w:t>
+      </w:r>
+      <w:r>
+        <w:rPr>
+          <w:b/>
+          <w:bCs/>
+        </w:rPr>
+        <w:t xml:space="preserve">.</w:t>
       </w:r>
       <w:r>
         <w:t xml:space="preserve"> </w:t>
@@ -2942,7 +3269,13 @@
         <w:t xml:space="preserve"> </w:t>
       </w:r>
       <w:r>
-        <w:t xml:space="preserve">healthy dependency tells you nothing about its consumer. Our gate proved the database was reachable</w:t>
+        <w:rPr>
+          <w:rStyle w:val="Key"/>
+        </w:rPr>
+        <w:t xml:space="preserve">healthy dependency tells you nothing about its consumer</w:t>
+      </w:r>
+      <w:r>
+        <w:t xml:space="preserve">. Our gate proved the database was reachable</w:t>
       </w:r>
       <w:r>
         <w:t xml:space="preserve"> </w:t>
@@ -2977,10 +3310,18 @@
       </w:r>
       <w:r>
         <w:rPr>
-          <w:b/>
-          <w:bCs/>
-        </w:rPr>
-        <w:t xml:space="preserve">Every published port needs its own check, and each check must assert something specific</w:t>
+          <w:rStyle w:val="Key"/>
+          <w:b/>
+          <w:bCs/>
+        </w:rPr>
+        <w:t xml:space="preserve">Every published port needs its own check</w:t>
+      </w:r>
+      <w:r>
+        <w:rPr>
+          <w:b/>
+          <w:bCs/>
+        </w:rPr>
+        <w:t xml:space="preserve">, and each check must assert something specific</w:t>
       </w:r>
       <w:r>
         <w:rPr>
@@ -3133,10 +3474,18 @@
       </w:r>
       <w:r>
         <w:rPr>
-          <w:b/>
-          <w:bCs/>
-        </w:rPr>
-        <w:t xml:space="preserve">any image that starts becomes a successful deploy.</w:t>
+          <w:rStyle w:val="Key"/>
+          <w:b/>
+          <w:bCs/>
+        </w:rPr>
+        <w:t xml:space="preserve">any image that starts becomes a successful deploy</w:t>
+      </w:r>
+      <w:r>
+        <w:rPr>
+          <w:b/>
+          <w:bCs/>
+        </w:rPr>
+        <w:t xml:space="preserve">.</w:t>
       </w:r>
       <w:r>
         <w:t xml:space="preserve"> </w:t>
@@ -3148,7 +3497,19 @@
         <w:t xml:space="preserve"> </w:t>
       </w:r>
       <w:r>
-        <w:t xml:space="preserve">wrong-but-running case, which is the one no human notices, and you will find out from a customer.</w:t>
+        <w:t xml:space="preserve">wrong-but-running case,</w:t>
+      </w:r>
+      <w:r>
+        <w:t xml:space="preserve"> </w:t>
+      </w:r>
+      <w:r>
+        <w:rPr>
+          <w:rStyle w:val="Key"/>
+        </w:rPr>
+        <w:t xml:space="preserve">which is the one no human notices, and you will find out from a customer</w:t>
+      </w:r>
+      <w:r>
+        <w:t xml:space="preserve">.</w:t>
       </w:r>
     </w:p>
     <w:bookmarkEnd w:id="13"/>
@@ -3325,7 +3686,13 @@
         <w:pStyle w:val="FirstParagraph"/>
       </w:pPr>
       <w:r>
-        <w:t xml:space="preserve">The morning’s silent success is the evening’s loud failure. The nginx task never left</w:t>
+        <w:rPr>
+          <w:rStyle w:val="Key"/>
+        </w:rPr>
+        <w:t xml:space="preserve">The morning’s silent success is the evening’s loud failure</w:t>
+      </w:r>
+      <w:r>
+        <w:t xml:space="preserve">. The nginx task never left</w:t>
       </w:r>
       <w:r>
         <w:t xml:space="preserve"> </w:t>
@@ -3410,7 +3777,22 @@
         <w:t xml:space="preserve"> </w:t>
       </w:r>
       <w:r>
-        <w:t xml:space="preserve">it), failed on content, and Swarm shut the task down — its final state is</w:t>
+        <w:t xml:space="preserve">it),</w:t>
+      </w:r>
+      <w:r>
+        <w:t xml:space="preserve"> </w:t>
+      </w:r>
+      <w:r>
+        <w:rPr>
+          <w:rStyle w:val="Key"/>
+        </w:rPr>
+        <w:t xml:space="preserve">failed on content, and Swarm shut the task down</w:t>
+      </w:r>
+      <w:r>
+        <w:t xml:space="preserve"> </w:t>
+      </w:r>
+      <w:r>
+        <w:t xml:space="preserve">— its final state is</w:t>
       </w:r>
       <w:r>
         <w:t xml:space="preserve"> </w:t>
@@ -3605,6 +3987,7 @@
       </w:r>
       <w:r>
         <w:rPr>
+          <w:rStyle w:val="Key"/>
           <w:b/>
           <w:bCs/>
         </w:rPr>
@@ -3612,6 +3995,7 @@
       </w:r>
       <w:r>
         <w:rPr>
+          <w:rStyle w:val="Key"/>
           <w:b/>
           <w:bCs/>
         </w:rPr>
@@ -3728,7 +4112,16 @@
         <w:t xml:space="preserve"> </w:t>
       </w:r>
       <w:r>
-        <w:t xml:space="preserve">earlier. Nobody had asked for an upgrade. Someone had pushed to the same mutable tag.</w:t>
+        <w:t xml:space="preserve">earlier.</w:t>
+      </w:r>
+      <w:r>
+        <w:t xml:space="preserve"> </w:t>
+      </w:r>
+      <w:r>
+        <w:rPr>
+          <w:rStyle w:val="Key"/>
+        </w:rPr>
+        <w:t xml:space="preserve">Nobody had asked for an upgrade. Someone had pushed to the same mutable tag.</w:t>
       </w:r>
     </w:p>
     <w:p>
@@ -3743,6 +4136,7 @@
       </w:r>
       <w:r>
         <w:rPr>
+          <w:rStyle w:val="Key"/>
           <w:b/>
           <w:bCs/>
         </w:rPr>
@@ -3782,7 +4176,29 @@
           <w:b/>
           <w:bCs/>
         </w:rPr>
-        <w:t xml:space="preserve">is so that you can tell a behaviour change from a code change.</w:t>
+        <w:t xml:space="preserve">is</w:t>
+      </w:r>
+      <w:r>
+        <w:rPr>
+          <w:b/>
+          <w:bCs/>
+        </w:rPr>
+        <w:t xml:space="preserve"> </w:t>
+      </w:r>
+      <w:r>
+        <w:rPr>
+          <w:rStyle w:val="Key"/>
+          <w:b/>
+          <w:bCs/>
+        </w:rPr>
+        <w:t xml:space="preserve">so that you can tell a behaviour change from a code change</w:t>
+      </w:r>
+      <w:r>
+        <w:rPr>
+          <w:b/>
+          <w:bCs/>
+        </w:rPr>
+        <w:t xml:space="preserve">.</w:t>
       </w:r>
       <w:r>
         <w:t xml:space="preserve"> </w:t>
@@ -4270,10 +4686,18 @@
       </w:pPr>
       <w:r>
         <w:rPr>
-          <w:b/>
-          <w:bCs/>
-        </w:rPr>
-        <w:t xml:space="preserve">The application was completely unaffected.</w:t>
+          <w:rStyle w:val="Key"/>
+          <w:b/>
+          <w:bCs/>
+        </w:rPr>
+        <w:t xml:space="preserve">The application was completely unaffected</w:t>
+      </w:r>
+      <w:r>
+        <w:rPr>
+          <w:b/>
+          <w:bCs/>
+        </w:rPr>
+        <w:t xml:space="preserve">.</w:t>
       </w:r>
       <w:r>
         <w:t xml:space="preserve"> </w:t>
@@ -4365,9 +4789,15 @@
         <w:t xml:space="preserve"> </w:t>
       </w:r>
       <w:r>
+        <w:rPr>
+          <w:rStyle w:val="Key"/>
+        </w:rPr>
         <w:t xml:space="preserve">Reads fail with</w:t>
       </w:r>
       <w:r>
+        <w:rPr>
+          <w:rStyle w:val="Key"/>
+        </w:rPr>
         <w:t xml:space="preserve"> </w:t>
       </w:r>
       <w:r>
@@ -4383,7 +4813,19 @@
         <w:t xml:space="preserve"> </w:t>
       </w:r>
       <w:r>
-        <w:t xml:space="preserve">follower; it insists on the leader and times out instead.</w:t>
+        <w:t xml:space="preserve">follower;</w:t>
+      </w:r>
+      <w:r>
+        <w:t xml:space="preserve"> </w:t>
+      </w:r>
+      <w:r>
+        <w:rPr>
+          <w:rStyle w:val="Key"/>
+        </w:rPr>
+        <w:t xml:space="preserve">it insists on the leader and times out instead</w:t>
+      </w:r>
+      <w:r>
+        <w:t xml:space="preserve">.</w:t>
       </w:r>
     </w:p>
     <w:p>
@@ -4401,7 +4843,29 @@
           <w:b/>
           <w:bCs/>
         </w:rPr>
-        <w:t xml:space="preserve">Correct for consistency, and it inverts the operational consequence.</w:t>
+        <w:t xml:space="preserve">Correct for consistency, and</w:t>
+      </w:r>
+      <w:r>
+        <w:rPr>
+          <w:b/>
+          <w:bCs/>
+        </w:rPr>
+        <w:t xml:space="preserve"> </w:t>
+      </w:r>
+      <w:r>
+        <w:rPr>
+          <w:rStyle w:val="Key"/>
+          <w:b/>
+          <w:bCs/>
+        </w:rPr>
+        <w:t xml:space="preserve">it inverts the operational consequence</w:t>
+      </w:r>
+      <w:r>
+        <w:rPr>
+          <w:b/>
+          <w:bCs/>
+        </w:rPr>
+        <w:t xml:space="preserve">.</w:t>
       </w:r>
       <w:r>
         <w:t xml:space="preserve"> </w:t>
@@ -4426,7 +4890,16 @@
         <w:t xml:space="preserve">no answer at all</w:t>
       </w:r>
       <w:r>
-        <w:t xml:space="preserve">, which means total loss of cluster visibility while the workload</w:t>
+        <w:t xml:space="preserve">,</w:t>
+      </w:r>
+      <w:r>
+        <w:t xml:space="preserve"> </w:t>
+      </w:r>
+      <w:r>
+        <w:rPr>
+          <w:rStyle w:val="Key"/>
+        </w:rPr>
+        <w:t xml:space="preserve">which means total loss of cluster visibility while the workload</w:t>
       </w:r>
       <w:r>
         <w:t xml:space="preserve"> </w:t>
@@ -4454,6 +4927,7 @@
       </w:r>
       <w:r>
         <w:rPr>
+          <w:rStyle w:val="Key"/>
           <w:b/>
           <w:bCs/>
         </w:rPr>
@@ -4671,10 +5145,18 @@
       </w:r>
       <w:r>
         <w:rPr>
-          <w:b/>
-          <w:bCs/>
-        </w:rPr>
-        <w:t xml:space="preserve">answers yes while every management operation is failing.</w:t>
+          <w:rStyle w:val="Key"/>
+          <w:b/>
+          <w:bCs/>
+        </w:rPr>
+        <w:t xml:space="preserve">answers yes while every management operation is failing</w:t>
+      </w:r>
+      <w:r>
+        <w:rPr>
+          <w:b/>
+          <w:bCs/>
+        </w:rPr>
+        <w:t xml:space="preserve">.</w:t>
       </w:r>
     </w:p>
     <w:bookmarkEnd w:id="21"/>
@@ -4757,10 +5239,18 @@
       </w:r>
       <w:r>
         <w:rPr>
-          <w:b/>
-          <w:bCs/>
-        </w:rPr>
-        <w:t xml:space="preserve">Raft refused to commit, and refused honestly.</w:t>
+          <w:rStyle w:val="Key"/>
+          <w:b/>
+          <w:bCs/>
+        </w:rPr>
+        <w:t xml:space="preserve">Raft refused to commit, and refused honestly</w:t>
+      </w:r>
+      <w:r>
+        <w:rPr>
+          <w:b/>
+          <w:bCs/>
+        </w:rPr>
+        <w:t xml:space="preserve">.</w:t>
       </w:r>
       <w:r>
         <w:t xml:space="preserve"> </w:t>
@@ -4772,7 +5262,19 @@
         <w:t xml:space="preserve"> </w:t>
       </w:r>
       <w:r>
-        <w:t xml:space="preserve">control plane trustworthy: an operation either commits to a majority or does not exist.</w:t>
+        <w:t xml:space="preserve">control plane trustworthy:</w:t>
+      </w:r>
+      <w:r>
+        <w:t xml:space="preserve"> </w:t>
+      </w:r>
+      <w:r>
+        <w:rPr>
+          <w:rStyle w:val="Key"/>
+        </w:rPr>
+        <w:t xml:space="preserve">an operation either commits to a majority or does not exist</w:t>
+      </w:r>
+      <w:r>
+        <w:t xml:space="preserve">.</w:t>
       </w:r>
       <w:r>
         <w:t xml:space="preserve"> </w:t>
@@ -4850,7 +5352,13 @@
         <w:t xml:space="preserve"> </w:t>
       </w:r>
       <w:r>
-        <w:t xml:space="preserve">second time in this phase that we observed leadership is not sticky. Every service returned to full</w:t>
+        <w:rPr>
+          <w:rStyle w:val="Key"/>
+        </w:rPr>
+        <w:t xml:space="preserve">second time in this phase that we observed leadership is not sticky</w:t>
+      </w:r>
+      <w:r>
+        <w:t xml:space="preserve">. Every service returned to full</w:t>
       </w:r>
       <w:r>
         <w:t xml:space="preserve"> </w:t>
@@ -4896,6 +5404,7 @@
       </w:r>
       <w:r>
         <w:rPr>
+          <w:rStyle w:val="Key"/>
           <w:b/>
           <w:bCs/>
         </w:rPr>
@@ -4959,7 +5468,13 @@
         <w:t xml:space="preserve"> </w:t>
       </w:r>
       <w:r>
-        <w:t xml:space="preserve">The correct action is boring:</w:t>
+        <w:rPr>
+          <w:rStyle w:val="Key"/>
+        </w:rPr>
+        <w:t xml:space="preserve">The correct action is boring</w:t>
+      </w:r>
+      <w:r>
+        <w:t xml:space="preserve">:</w:t>
       </w:r>
       <w:r>
         <w:t xml:space="preserve"> </w:t>
@@ -5114,7 +5629,22 @@
           <w:b/>
           <w:bCs/>
         </w:rPr>
-        <w:t xml:space="preserve">application work share the same CPU, memory and disk, so a workload spike can make a manager slow</w:t>
+        <w:t xml:space="preserve">application work share the same CPU, memory and disk,</w:t>
+      </w:r>
+      <w:r>
+        <w:rPr>
+          <w:b/>
+          <w:bCs/>
+        </w:rPr>
+        <w:t xml:space="preserve"> </w:t>
+      </w:r>
+      <w:r>
+        <w:rPr>
+          <w:rStyle w:val="Key"/>
+          <w:b/>
+          <w:bCs/>
+        </w:rPr>
+        <w:t xml:space="preserve">so a workload spike can make a manager slow</w:t>
       </w:r>
       <w:r>
         <w:rPr>
@@ -5232,7 +5762,19 @@
         <w:pStyle w:val="FirstParagraph"/>
       </w:pPr>
       <w:r>
-        <w:t xml:space="preserve">The task history explained it, and the explanation is a single word in the manifest:</w:t>
+        <w:t xml:space="preserve">The task history explained it, and</w:t>
+      </w:r>
+      <w:r>
+        <w:t xml:space="preserve"> </w:t>
+      </w:r>
+      <w:r>
+        <w:rPr>
+          <w:rStyle w:val="Key"/>
+        </w:rPr>
+        <w:t xml:space="preserve">the explanation is a single word in the manifest</w:t>
+      </w:r>
+      <w:r>
+        <w:t xml:space="preserve">:</w:t>
       </w:r>
     </w:p>
     <w:p>
@@ -5354,9 +5896,21 @@
         <w:t xml:space="preserve"> </w:t>
       </w:r>
       <w:r>
-        <w:t xml:space="preserve">— and</w:t>
-      </w:r>
-      <w:r>
+        <w:t xml:space="preserve">—</w:t>
+      </w:r>
+      <w:r>
+        <w:t xml:space="preserve"> </w:t>
+      </w:r>
+      <w:r>
+        <w:rPr>
+          <w:rStyle w:val="Key"/>
+        </w:rPr>
+        <w:t xml:space="preserve">and</w:t>
+      </w:r>
+      <w:r>
+        <w:rPr>
+          <w:rStyle w:val="Key"/>
+        </w:rPr>
         <w:t xml:space="preserve"> </w:t>
       </w:r>
       <w:r>
@@ -5366,16 +5920,26 @@
         <w:t xml:space="preserve">on-failure</w:t>
       </w:r>
       <w:r>
-        <w:t xml:space="preserve"> </w:t>
-      </w:r>
-      <w:r>
+        <w:rPr>
+          <w:rStyle w:val="Key"/>
+        </w:rPr>
+        <w:t xml:space="preserve"> </w:t>
+      </w:r>
+      <w:r>
+        <w:rPr>
+          <w:rStyle w:val="Key"/>
+        </w:rPr>
         <w:t xml:space="preserve">means</w:t>
       </w:r>
       <w:r>
-        <w:t xml:space="preserve"> </w:t>
-      </w:r>
-      <w:r>
-        <w:rPr>
+        <w:rPr>
+          <w:rStyle w:val="Key"/>
+        </w:rPr>
+        <w:t xml:space="preserve"> </w:t>
+      </w:r>
+      <w:r>
+        <w:rPr>
+          <w:rStyle w:val="Key"/>
           <w:i/>
           <w:iCs/>
         </w:rPr>
@@ -5618,10 +6182,18 @@
       </w:r>
       <w:r>
         <w:rPr>
-          <w:b/>
-          <w:bCs/>
-        </w:rPr>
-        <w:t xml:space="preserve">And the database came back only by luck.</w:t>
+          <w:rStyle w:val="Key"/>
+          <w:b/>
+          <w:bCs/>
+        </w:rPr>
+        <w:t xml:space="preserve">And the database came back only by luck</w:t>
+      </w:r>
+      <w:r>
+        <w:rPr>
+          <w:b/>
+          <w:bCs/>
+        </w:rPr>
+        <w:t xml:space="preserve">.</w:t>
       </w:r>
       <w:r>
         <w:t xml:space="preserve"> </w:t>
@@ -5710,6 +6282,7 @@
       </w:r>
       <w:r>
         <w:rPr>
+          <w:rStyle w:val="Key"/>
           <w:b/>
           <w:bCs/>
         </w:rPr>
@@ -5722,7 +6295,19 @@
         <w:t xml:space="preserve"> </w:t>
       </w:r>
       <w:r>
-        <w:t xml:space="preserve">reboot would have been an outage instead of a capacity loss. The policy was equally wrong for all four</w:t>
+        <w:t xml:space="preserve">reboot would have been</w:t>
+      </w:r>
+      <w:r>
+        <w:t xml:space="preserve"> </w:t>
+      </w:r>
+      <w:r>
+        <w:rPr>
+          <w:rStyle w:val="Key"/>
+        </w:rPr>
+        <w:t xml:space="preserve">an outage instead of a capacity loss</w:t>
+      </w:r>
+      <w:r>
+        <w:t xml:space="preserve">. The policy was equally wrong for all four</w:t>
       </w:r>
       <w:r>
         <w:t xml:space="preserve"> </w:t>
@@ -6001,10 +6586,18 @@
       </w:r>
       <w:r>
         <w:rPr>
-          <w:b/>
-          <w:bCs/>
-        </w:rPr>
-        <w:t xml:space="preserve">it announced itself nowhere.</w:t>
+          <w:rStyle w:val="Key"/>
+          <w:b/>
+          <w:bCs/>
+        </w:rPr>
+        <w:t xml:space="preserve">it announced itself nowhere</w:t>
+      </w:r>
+      <w:r>
+        <w:rPr>
+          <w:b/>
+          <w:bCs/>
+        </w:rPr>
+        <w:t xml:space="preserve">.</w:t>
       </w:r>
       <w:r>
         <w:t xml:space="preserve"> </w:t>
@@ -6038,7 +6631,13 @@
         <w:t xml:space="preserve"> </w:t>
       </w:r>
       <w:r>
-        <w:t xml:space="preserve">was a column of numbers nobody was reading.</w:t>
+        <w:rPr>
+          <w:rStyle w:val="Key"/>
+        </w:rPr>
+        <w:t xml:space="preserve">was a column of numbers nobody was reading</w:t>
+      </w:r>
+      <w:r>
+        <w:t xml:space="preserve">.</w:t>
       </w:r>
     </w:p>
     <w:p>
@@ -6110,10 +6709,18 @@
       </w:r>
       <w:r>
         <w:rPr>
-          <w:b/>
-          <w:bCs/>
-        </w:rPr>
-        <w:t xml:space="preserve">is not a reason to stop running the service.</w:t>
+          <w:rStyle w:val="Key"/>
+          <w:b/>
+          <w:bCs/>
+        </w:rPr>
+        <w:t xml:space="preserve">is not a reason to stop running the service</w:t>
+      </w:r>
+      <w:r>
+        <w:rPr>
+          <w:b/>
+          <w:bCs/>
+        </w:rPr>
+        <w:t xml:space="preserve">.</w:t>
       </w:r>
       <w:r>
         <w:t xml:space="preserve"> </w:t>
@@ -6200,9 +6807,21 @@
         <w:t xml:space="preserve"> </w:t>
       </w:r>
       <w:r>
-        <w:t xml:space="preserve">that ate replicas here. Under</w:t>
-      </w:r>
-      <w:r>
+        <w:t xml:space="preserve">that ate replicas here.</w:t>
+      </w:r>
+      <w:r>
+        <w:t xml:space="preserve"> </w:t>
+      </w:r>
+      <w:r>
+        <w:rPr>
+          <w:rStyle w:val="Key"/>
+        </w:rPr>
+        <w:t xml:space="preserve">Under</w:t>
+      </w:r>
+      <w:r>
+        <w:rPr>
+          <w:rStyle w:val="Key"/>
+        </w:rPr>
         <w:t xml:space="preserve"> </w:t>
       </w:r>
       <w:r>
@@ -6212,7 +6831,13 @@
         <w:t xml:space="preserve">condition: any</w:t>
       </w:r>
       <w:r>
-        <w:t xml:space="preserve">, every service returned to full strength.</w:t>
+        <w:rPr>
+          <w:rStyle w:val="Key"/>
+        </w:rPr>
+        <w:t xml:space="preserve">, every service returned to full strength</w:t>
+      </w:r>
+      <w:r>
+        <w:t xml:space="preserve">.</w:t>
       </w:r>
     </w:p>
     <w:p>
@@ -6227,10 +6852,18 @@
       </w:r>
       <w:r>
         <w:rPr>
-          <w:b/>
-          <w:bCs/>
-        </w:rPr>
-        <w:t xml:space="preserve">Same failure input, opposite outcome, one variable changed.</w:t>
+          <w:rStyle w:val="Key"/>
+          <w:b/>
+          <w:bCs/>
+        </w:rPr>
+        <w:t xml:space="preserve">Same failure input, opposite outcome, one variable changed</w:t>
+      </w:r>
+      <w:r>
+        <w:rPr>
+          <w:b/>
+          <w:bCs/>
+        </w:rPr>
+        <w:t xml:space="preserve">.</w:t>
       </w:r>
       <w:r>
         <w:t xml:space="preserve"> </w:t>
@@ -6255,10 +6888,18 @@
       </w:r>
       <w:r>
         <w:rPr>
-          <w:b/>
-          <w:bCs/>
-        </w:rPr>
-        <w:t xml:space="preserve">a later drill can validate an earlier fix for free, if you record the earlier one precisely</w:t>
+          <w:rStyle w:val="Key"/>
+          <w:b/>
+          <w:bCs/>
+        </w:rPr>
+        <w:t xml:space="preserve">a later drill can validate an earlier fix for free</w:t>
+      </w:r>
+      <w:r>
+        <w:rPr>
+          <w:b/>
+          <w:bCs/>
+        </w:rPr>
+        <w:t xml:space="preserve">, if you record the earlier one precisely</w:t>
       </w:r>
       <w:r>
         <w:rPr>
@@ -6455,10 +7096,18 @@
       </w:r>
       <w:r>
         <w:rPr>
-          <w:b/>
-          <w:bCs/>
-        </w:rPr>
-        <w:t xml:space="preserve">erodes silently across every maintenance window.</w:t>
+          <w:rStyle w:val="Key"/>
+          <w:b/>
+          <w:bCs/>
+        </w:rPr>
+        <w:t xml:space="preserve">erodes silently across every maintenance window</w:t>
+      </w:r>
+      <w:r>
+        <w:rPr>
+          <w:b/>
+          <w:bCs/>
+        </w:rPr>
+        <w:t xml:space="preserve">.</w:t>
       </w:r>
       <w:r>
         <w:t xml:space="preserve"> </w:t>
@@ -6470,7 +7119,22 @@
         <w:t xml:space="preserve"> </w:t>
       </w:r>
       <w:r>
-        <w:t xml:space="preserve">down, and you discover the shortfall during a traffic peak — the one moment the missing capacity</w:t>
+        <w:t xml:space="preserve">down, and</w:t>
+      </w:r>
+      <w:r>
+        <w:t xml:space="preserve"> </w:t>
+      </w:r>
+      <w:r>
+        <w:rPr>
+          <w:rStyle w:val="Key"/>
+        </w:rPr>
+        <w:t xml:space="preserve">you discover the shortfall during a traffic peak</w:t>
+      </w:r>
+      <w:r>
+        <w:t xml:space="preserve"> </w:t>
+      </w:r>
+      <w:r>
+        <w:t xml:space="preserve">— the one moment the missing capacity</w:t>
       </w:r>
       <w:r>
         <w:t xml:space="preserve"> </w:t>
@@ -6796,23 +7460,45 @@
         <w:pStyle w:val="FirstParagraph"/>
       </w:pPr>
       <w:r>
-        <w:t xml:space="preserve">Five of the runs in this phase produced confident, plausible,</w:t>
-      </w:r>
-      <w:r>
-        <w:t xml:space="preserve"> </w:t>
-      </w:r>
-      <w:r>
-        <w:rPr>
+        <w:t xml:space="preserve">Five of the runs in this phase produced</w:t>
+      </w:r>
+      <w:r>
+        <w:t xml:space="preserve"> </w:t>
+      </w:r>
+      <w:r>
+        <w:rPr>
+          <w:rStyle w:val="Key"/>
+        </w:rPr>
+        <w:t xml:space="preserve">confident, plausible,</w:t>
+      </w:r>
+      <w:r>
+        <w:rPr>
+          <w:rStyle w:val="Key"/>
+        </w:rPr>
+        <w:t xml:space="preserve"> </w:t>
+      </w:r>
+      <w:r>
+        <w:rPr>
+          <w:rStyle w:val="Key"/>
           <w:b/>
           <w:bCs/>
         </w:rPr>
         <w:t xml:space="preserve">void</w:t>
       </w:r>
       <w:r>
-        <w:t xml:space="preserve"> </w:t>
-      </w:r>
-      <w:r>
-        <w:t xml:space="preserve">results. That is a high enough</w:t>
+        <w:rPr>
+          <w:rStyle w:val="Key"/>
+        </w:rPr>
+        <w:t xml:space="preserve"> </w:t>
+      </w:r>
+      <w:r>
+        <w:rPr>
+          <w:rStyle w:val="Key"/>
+        </w:rPr>
+        <w:t xml:space="preserve">results</w:t>
+      </w:r>
+      <w:r>
+        <w:t xml:space="preserve">. That is a high enough</w:t>
       </w:r>
       <w:r>
         <w:t xml:space="preserve"> </w:t>
@@ -7283,10 +7969,18 @@
       </w:pPr>
       <w:r>
         <w:rPr>
-          <w:b/>
-          <w:bCs/>
-        </w:rPr>
-        <w:t xml:space="preserve">Write the prediction down first.</w:t>
+          <w:rStyle w:val="Key"/>
+          <w:b/>
+          <w:bCs/>
+        </w:rPr>
+        <w:t xml:space="preserve">Write the prediction down first</w:t>
+      </w:r>
+      <w:r>
+        <w:rPr>
+          <w:b/>
+          <w:bCs/>
+        </w:rPr>
+        <w:t xml:space="preserve">.</w:t>
       </w:r>
       <w:r>
         <w:t xml:space="preserve"> </w:t>
@@ -7298,7 +7992,19 @@
         <w:t xml:space="preserve"> </w:t>
       </w:r>
       <w:r>
-        <w:t xml:space="preserve">detects the failure where you learn nothing because you had no expectation to violate. Our C5 prediction</w:t>
+        <w:t xml:space="preserve">detects the failure where you learn nothing</w:t>
+      </w:r>
+      <w:r>
+        <w:t xml:space="preserve"> </w:t>
+      </w:r>
+      <w:r>
+        <w:rPr>
+          <w:rStyle w:val="Key"/>
+        </w:rPr>
+        <w:t xml:space="preserve">because you had no expectation to violate</w:t>
+      </w:r>
+      <w:r>
+        <w:t xml:space="preserve">. Our C5 prediction</w:t>
       </w:r>
       <w:r>
         <w:t xml:space="preserve"> </w:t>
@@ -7317,7 +8023,22 @@
         <w:t xml:space="preserve">wrong</w:t>
       </w:r>
       <w:r>
-        <w:t xml:space="preserve">, and that refutation is one of the most useful facts in this track — it would not exist if</w:t>
+        <w:t xml:space="preserve">, and that refutation is</w:t>
+      </w:r>
+      <w:r>
+        <w:t xml:space="preserve"> </w:t>
+      </w:r>
+      <w:r>
+        <w:rPr>
+          <w:rStyle w:val="Key"/>
+        </w:rPr>
+        <w:t xml:space="preserve">one of the most useful facts in this track</w:t>
+      </w:r>
+      <w:r>
+        <w:t xml:space="preserve"> </w:t>
+      </w:r>
+      <w:r>
+        <w:t xml:space="preserve">— it would not exist if</w:t>
       </w:r>
       <w:r>
         <w:t xml:space="preserve"> </w:t>
